--- a/fuentes/233104_CF04_CFA.docx
+++ b/fuentes/233104_CF04_CFA.docx
@@ -2654,143 +2654,20 @@
     </w:p>
     <w:p>
       <w:r>
-        <w:t xml:space="preserve">Los cuatro comandos fundamentales del DML son: </w:t>
-      </w:r>
-    </w:p>
-    <w:p>
-      <w:pPr>
-        <w:pStyle w:val="Prrafodelista"/>
-        <w:numPr>
-          <w:ilvl w:val="0"/>
-          <w:numId w:val="25"/>
-        </w:numPr>
-      </w:pPr>
-      <w:r>
-        <w:rPr>
-          <w:b/>
-        </w:rPr>
-        <w:t>INSERT</w:t>
-      </w:r>
-      <w:r>
-        <w:t xml:space="preserve">: </w:t>
-      </w:r>
-      <w:r>
-        <w:t>(para insertar nuevos registros en una tabla)</w:t>
-      </w:r>
-      <w:r>
-        <w:t xml:space="preserve">. </w:t>
-      </w:r>
-    </w:p>
-    <w:p>
-      <w:pPr>
-        <w:pStyle w:val="Prrafodelista"/>
-        <w:numPr>
-          <w:ilvl w:val="0"/>
-          <w:numId w:val="25"/>
-        </w:numPr>
-      </w:pPr>
-      <w:r>
-        <w:rPr>
-          <w:b/>
-        </w:rPr>
-        <w:t>UPDATE</w:t>
-      </w:r>
-      <w:r>
-        <w:t xml:space="preserve">: </w:t>
-      </w:r>
-      <w:r>
-        <w:t>(para modificar los valores de registros existentes)</w:t>
-      </w:r>
-      <w:r>
-        <w:t>.</w:t>
-      </w:r>
-    </w:p>
-    <w:p>
-      <w:pPr>
-        <w:pStyle w:val="Prrafodelista"/>
-        <w:numPr>
-          <w:ilvl w:val="0"/>
-          <w:numId w:val="25"/>
-        </w:numPr>
-      </w:pPr>
-      <w:r>
-        <w:rPr>
-          <w:b/>
-        </w:rPr>
-        <w:t>DELETE</w:t>
-      </w:r>
-      <w:r>
-        <w:t>:</w:t>
-      </w:r>
-      <w:r>
-        <w:t xml:space="preserve"> (para eliminar registros que ya no son necesarios)</w:t>
-      </w:r>
-    </w:p>
-    <w:p>
-      <w:pPr>
-        <w:pStyle w:val="Prrafodelista"/>
-        <w:numPr>
-          <w:ilvl w:val="0"/>
-          <w:numId w:val="25"/>
-        </w:numPr>
-      </w:pPr>
-      <w:r>
-        <w:rPr>
-          <w:b/>
-        </w:rPr>
-        <w:t>SELECT</w:t>
-      </w:r>
-      <w:r>
-        <w:t>:</w:t>
-      </w:r>
-      <w:r>
-        <w:t xml:space="preserve"> (para consultar y recuperar datos de una o más tablas). </w:t>
-      </w:r>
-    </w:p>
-    <w:p>
-      <w:r>
-        <w:t>De estos cuatro, SELECT es con mucha diferencia el más complejo, el más utilizado y el más poderoso, y merece</w:t>
-      </w:r>
-      <w:r>
-        <w:t xml:space="preserve"> </w:t>
-      </w:r>
-      <w:r>
-        <w:t>—como se indicará en los temas siguientes</w:t>
-      </w:r>
-      <w:proofErr w:type="gramStart"/>
-      <w:r>
-        <w:t>—</w:t>
-      </w:r>
-      <w:r>
-        <w:t xml:space="preserve"> </w:t>
-      </w:r>
-      <w:r>
-        <w:t xml:space="preserve"> varias</w:t>
-      </w:r>
-      <w:proofErr w:type="gramEnd"/>
-      <w:r>
-        <w:t xml:space="preserve"> temáticas dedicadas exclusivamente a sus múltiples cláusulas, variaciones y combinaciones. </w:t>
-      </w:r>
-    </w:p>
-    <w:p>
-      <w:r>
-        <w:t xml:space="preserve">Los tres primeros (INSERT, UPDATE, DELETE) conforman el grupo de comandos de escritura o modificación de datos, que son los que alteran el estado persistente de la base de datos y, por tanto, requieren una comprensión precisa de sus efectos, de las </w:t>
-      </w:r>
+        <w:t>Los cuatro comandos fundamentales del DML son: INSERT (para insertar nuevos registros en una tabla), UPDATE (para modificar los valores de registros existentes), DELETE (para eliminar registros que ya no son necesarios) y SELECT (para consultar y recuperar datos de una o más tablas). De estos cuatro, SELECT es con mucha diferencia el más complejo, el más utilizado y el más poderoso, y merece —como se indicará en los temas siguientes— varias temáticas dedicadas exclusivamente a sus múltiples cláusulas, variaciones y combinaciones. Los tres primeros (INSERT, UPDATE, DELETE) conforman el grupo de comandos de escritura o modificación de datos, que son los que alteran el estado persistente de la base de datos y, por tanto, requieren una comprensión precisa de sus efectos, de las precauciones necesarias para utilizarlos correctamente y de los mecanismos de control de transacciones que protegen la integridad de los datos ante fallos del sistema.</w:t>
+      </w:r>
+    </w:p>
+    <w:p>
+      <w:r>
+        <w:t xml:space="preserve">La siguiente imagen ejemplifica la arquitectura de este lenguaje: </w:t>
+      </w:r>
+    </w:p>
+    <w:p>
+      <w:pPr>
+        <w:pStyle w:val="Figura"/>
+      </w:pPr>
       <w:r>
         <w:lastRenderedPageBreak/>
-        <w:t>precauciones necesarias para utilizarlos correctamente y de los mecanismos de control de transacciones que protegen la integridad de los datos ante fallos del sistema.</w:t>
-      </w:r>
-    </w:p>
-    <w:p>
-      <w:r>
-        <w:t xml:space="preserve">La siguiente imagen ejemplifica la arquitectura de este lenguaje: </w:t>
-      </w:r>
-    </w:p>
-    <w:p>
-      <w:pPr>
-        <w:pStyle w:val="Figura"/>
-      </w:pPr>
-      <w:r>
         <w:t xml:space="preserve">Arquitectura del lenguaje SQL y sus </w:t>
       </w:r>
       <w:proofErr w:type="spellStart"/>
@@ -2882,16 +2759,16 @@
         <w:t xml:space="preserve"> </w:t>
       </w:r>
       <w:r>
-        <w:t xml:space="preserve">son las operaciones que alteran el estado persistente de la base de datos. Cada vez que se ejecuta uno de estos comandos, el SMBD registra el cambio de manera permanente en el almacenamiento físico, a menos que la operación esté enmarcada dentro de una transacción que posteriormente se revierta (ROLLBACK). Por ello, su uso requiere comprensión clara de las tablas afectadas, las condiciones de filtrado que determinan </w:t>
+        <w:t>son las operaciones que alteran el estado persistente de la base de datos. Cada vez que se ejecuta uno de estos comandos, el SMBD registra el cambio de manera permanente en el almacenamiento físico, a menos que la operación esté enmarcada dentro de una transacción que posteriormente se revierta (ROLLBACK). Por ello, su uso requiere comprensión clara de las tablas afectadas, las condiciones de filtrado que determinan qué registros se modifican o eliminan y las implicaciones para la integridad referencial del esquema relacional.</w:t>
+      </w:r>
+    </w:p>
+    <w:p>
+      <w:r>
+        <w:t xml:space="preserve">Un principio fundamental que todo desarrollador debe interiorizar al trabajar con los comandos de modificación del DML es el principio de mínima sorpresa: antes de </w:t>
       </w:r>
       <w:r>
         <w:lastRenderedPageBreak/>
-        <w:t>qué registros se modifican o eliminan y las implicaciones para la integridad referencial del esquema relacional.</w:t>
-      </w:r>
-    </w:p>
-    <w:p>
-      <w:r>
-        <w:t>Un principio fundamental que todo desarrollador debe interiorizar al trabajar con los comandos de modificación del DML es el principio de mínima sorpresa: antes de ejecutar cualquier UPDATE o DELETE sobre una base de datos de producción, debe ejecutarse primero el SELECT correspondiente con la misma cláusula WHERE para verificar que los registros que se van a modificar o eliminar son exactamente los que se intenta afectar. Esta práctica preventiva, aunque sencilla, evita errores catastróficos que podrían resultar en pérdida irreversible de datos.</w:t>
+        <w:t>ejecutar cualquier UPDATE o DELETE sobre una base de datos de producción, debe ejecutarse primero el SELECT correspondiente con la misma cláusula WHERE para verificar que los registros que se van a modificar o eliminar son exactamente los que se intenta afectar. Esta práctica preventiva, aunque sencilla, evita errores catastróficos que podrían resultar en pérdida irreversible de datos.</w:t>
       </w:r>
     </w:p>
     <w:p>
@@ -2924,8 +2801,11 @@
     </w:p>
     <w:p>
       <w:r>
+        <w:t xml:space="preserve">Otra variante importante es el INSERT múltiple, que permite insertar varios registros en una sola sentencia. Esta forma es significativamente más eficiente que ejecutar múltiples INSERT individuales, porque reduce el número de viajes de red entre la aplicación y el servidor de base de datos, y permite al SMBD optimizar la operación </w:t>
+      </w:r>
+      <w:r>
         <w:lastRenderedPageBreak/>
-        <w:t>Otra variante importante es el INSERT múltiple, que permite insertar varios registros en una sola sentencia. Esta forma es significativamente más eficiente que ejecutar múltiples INSERT individuales, porque reduce el número de viajes de red entre la aplicación y el servidor de base de datos, y permite al SMBD optimizar la operación de escritura de múltiples registros en una sola transacción. En entornos de carga masiva de datos, esta diferencia de rendimiento puede ser de varios órdenes de magnitud.</w:t>
+        <w:t>de escritura de múltiples registros en una sola transacción. En entornos de carga masiva de datos, esta diferencia de rendimiento puede ser de varios órdenes de magnitud.</w:t>
       </w:r>
     </w:p>
     <w:p>
@@ -3139,174 +3019,249 @@
     </w:p>
     <w:p>
       <w:r>
+        <w:t xml:space="preserve">  (4, 'Pedro Ruiz</w:t>
+      </w:r>
+      <w:proofErr w:type="gramStart"/>
+      <w:r>
+        <w:t xml:space="preserve">',   </w:t>
+      </w:r>
+      <w:proofErr w:type="gramEnd"/>
+      <w:r>
+        <w:t xml:space="preserve"> 'pedro@</w:t>
+      </w:r>
+      <w:r>
+        <w:rPr>
+          <w:rStyle w:val="Extranjerismo"/>
+        </w:rPr>
+        <w:t>email</w:t>
+      </w:r>
+      <w:r>
+        <w:t>.</w:t>
+      </w:r>
+      <w:proofErr w:type="spellStart"/>
+      <w:r>
+        <w:t>com</w:t>
+      </w:r>
+      <w:proofErr w:type="spellEnd"/>
+      <w:r>
+        <w:t>',  '3157891234', 'Barranquilla'),</w:t>
+      </w:r>
+    </w:p>
+    <w:p>
+      <w:r>
+        <w:t xml:space="preserve">  (5, 'Laura Gómez</w:t>
+      </w:r>
+      <w:proofErr w:type="gramStart"/>
+      <w:r>
+        <w:t xml:space="preserve">',   </w:t>
+      </w:r>
+      <w:proofErr w:type="gramEnd"/>
+      <w:r>
+        <w:t>'</w:t>
+      </w:r>
+      <w:proofErr w:type="spellStart"/>
+      <w:r>
+        <w:t>laura</w:t>
+      </w:r>
+      <w:proofErr w:type="spellEnd"/>
+      <w:r>
+        <w:t>@</w:t>
+      </w:r>
+      <w:r>
+        <w:rPr>
+          <w:rStyle w:val="Extranjerismo"/>
+        </w:rPr>
+        <w:t>email</w:t>
+      </w:r>
+      <w:r>
+        <w:t>.</w:t>
+      </w:r>
+      <w:proofErr w:type="spellStart"/>
+      <w:r>
+        <w:t>com</w:t>
+      </w:r>
+      <w:proofErr w:type="spellEnd"/>
+      <w:r>
+        <w:t>',  '3003214567', 'Bogotá');</w:t>
+      </w:r>
+    </w:p>
+    <w:p>
+      <w:r>
+        <w:t>-- INSERT ... SELECT: insertar desde consulta</w:t>
+      </w:r>
+    </w:p>
+    <w:p>
+      <w:r>
         <w:lastRenderedPageBreak/>
-        <w:t xml:space="preserve">  (4, 'Pedro Ruiz</w:t>
+        <w:t>-- Copiar clientes con compras &gt; 5M a tabla VIP</w:t>
+      </w:r>
+    </w:p>
+    <w:p>
+      <w:r>
+        <w:t xml:space="preserve">INSERT INTO </w:t>
+      </w:r>
+      <w:proofErr w:type="spellStart"/>
+      <w:r>
+        <w:t>clientes_vip</w:t>
+      </w:r>
+      <w:proofErr w:type="spellEnd"/>
+      <w:r>
+        <w:t xml:space="preserve"> (</w:t>
+      </w:r>
+      <w:proofErr w:type="spellStart"/>
+      <w:r>
+        <w:t>id_cliente</w:t>
+      </w:r>
+      <w:proofErr w:type="spellEnd"/>
+      <w:r>
+        <w:t xml:space="preserve">, nombre, </w:t>
+      </w:r>
+      <w:r>
+        <w:rPr>
+          <w:rStyle w:val="Extranjerismo"/>
+        </w:rPr>
+        <w:t>email</w:t>
+      </w:r>
+      <w:r>
+        <w:t xml:space="preserve">, </w:t>
+      </w:r>
+      <w:proofErr w:type="spellStart"/>
+      <w:r>
+        <w:t>categoria</w:t>
+      </w:r>
+      <w:proofErr w:type="spellEnd"/>
+      <w:r>
+        <w:t xml:space="preserve">, </w:t>
+      </w:r>
+      <w:proofErr w:type="spellStart"/>
+      <w:r>
+        <w:t>fecha_alta</w:t>
+      </w:r>
+      <w:proofErr w:type="spellEnd"/>
+      <w:r>
+        <w:t>)</w:t>
+      </w:r>
+    </w:p>
+    <w:p>
+      <w:r>
+        <w:t>SELECT</w:t>
+      </w:r>
+    </w:p>
+    <w:p>
+      <w:r>
+        <w:t xml:space="preserve">    </w:t>
+      </w:r>
+      <w:proofErr w:type="spellStart"/>
+      <w:r>
+        <w:t>id_cliente</w:t>
+      </w:r>
+      <w:proofErr w:type="spellEnd"/>
+      <w:r>
+        <w:t>,</w:t>
+      </w:r>
+    </w:p>
+    <w:p>
+      <w:r>
+        <w:t xml:space="preserve">    nombre,</w:t>
+      </w:r>
+    </w:p>
+    <w:p>
+      <w:r>
+        <w:t xml:space="preserve">    </w:t>
+      </w:r>
+      <w:r>
+        <w:rPr>
+          <w:rStyle w:val="Extranjerismo"/>
+        </w:rPr>
+        <w:t>email</w:t>
+      </w:r>
+      <w:r>
+        <w:t>,</w:t>
+      </w:r>
+    </w:p>
+    <w:p>
+      <w:r>
+        <w:t xml:space="preserve">    CASE</w:t>
+      </w:r>
+    </w:p>
+    <w:p>
+      <w:r>
+        <w:t xml:space="preserve">        WHEN </w:t>
+      </w:r>
+      <w:proofErr w:type="spellStart"/>
+      <w:r>
+        <w:t>total_compras</w:t>
+      </w:r>
+      <w:proofErr w:type="spellEnd"/>
+      <w:r>
+        <w:t xml:space="preserve"> &gt; 10000000 THEN 'Platino'</w:t>
+      </w:r>
+    </w:p>
+    <w:p>
+      <w:r>
+        <w:t xml:space="preserve">        WHEN </w:t>
+      </w:r>
+      <w:proofErr w:type="spellStart"/>
+      <w:r>
+        <w:t>total_compras</w:t>
+      </w:r>
+      <w:proofErr w:type="spellEnd"/>
+      <w:r>
+        <w:t xml:space="preserve"> &gt; </w:t>
       </w:r>
       <w:proofErr w:type="gramStart"/>
       <w:r>
-        <w:t xml:space="preserve">',   </w:t>
+        <w:t>5000000  THEN</w:t>
       </w:r>
       <w:proofErr w:type="gramEnd"/>
       <w:r>
-        <w:t xml:space="preserve"> 'pedro@</w:t>
-      </w:r>
-      <w:r>
-        <w:rPr>
-          <w:rStyle w:val="Extranjerismo"/>
-        </w:rPr>
-        <w:t>email</w:t>
-      </w:r>
-      <w:r>
-        <w:t>.</w:t>
-      </w:r>
-      <w:proofErr w:type="spellStart"/>
-      <w:r>
-        <w:t>com</w:t>
-      </w:r>
-      <w:proofErr w:type="spellEnd"/>
-      <w:r>
-        <w:t>',  '3157891234', 'Barranquilla'),</w:t>
-      </w:r>
-    </w:p>
-    <w:p>
-      <w:r>
-        <w:t xml:space="preserve">  (5, 'Laura Gómez</w:t>
+        <w:t xml:space="preserve"> 'Oro'</w:t>
+      </w:r>
+    </w:p>
+    <w:p>
+      <w:r>
+        <w:t xml:space="preserve">        ELSE 'Plata'</w:t>
+      </w:r>
+    </w:p>
+    <w:p>
+      <w:r>
+        <w:t xml:space="preserve">    END AS </w:t>
+      </w:r>
+      <w:proofErr w:type="spellStart"/>
+      <w:r>
+        <w:t>categoria</w:t>
+      </w:r>
+      <w:proofErr w:type="spellEnd"/>
+      <w:r>
+        <w:t>,</w:t>
+      </w:r>
+    </w:p>
+    <w:p>
+      <w:r>
+        <w:t xml:space="preserve">    </w:t>
       </w:r>
       <w:proofErr w:type="gramStart"/>
       <w:r>
-        <w:t xml:space="preserve">',   </w:t>
+        <w:t>GETDATE(</w:t>
       </w:r>
       <w:proofErr w:type="gramEnd"/>
       <w:r>
-        <w:t>'</w:t>
-      </w:r>
-      <w:proofErr w:type="spellStart"/>
-      <w:r>
-        <w:t>laura</w:t>
-      </w:r>
-      <w:proofErr w:type="spellEnd"/>
-      <w:r>
-        <w:t>@</w:t>
-      </w:r>
-      <w:r>
-        <w:rPr>
-          <w:rStyle w:val="Extranjerismo"/>
-        </w:rPr>
-        <w:t>email</w:t>
-      </w:r>
-      <w:r>
-        <w:t>.</w:t>
-      </w:r>
-      <w:proofErr w:type="spellStart"/>
-      <w:r>
-        <w:t>com</w:t>
-      </w:r>
-      <w:proofErr w:type="spellEnd"/>
-      <w:r>
-        <w:t>',  '3003214567', 'Bogotá');</w:t>
-      </w:r>
-    </w:p>
-    <w:p>
-      <w:r>
-        <w:t>-- INSERT ... SELECT: insertar desde consulta</w:t>
-      </w:r>
-    </w:p>
-    <w:p>
-      <w:r>
-        <w:t>-- Copiar clientes con compras &gt; 5M a tabla VIP</w:t>
-      </w:r>
-    </w:p>
-    <w:p>
-      <w:r>
-        <w:t xml:space="preserve">INSERT INTO </w:t>
-      </w:r>
-      <w:proofErr w:type="spellStart"/>
-      <w:r>
-        <w:t>clientes_vip</w:t>
-      </w:r>
-      <w:proofErr w:type="spellEnd"/>
-      <w:r>
-        <w:t xml:space="preserve"> (</w:t>
-      </w:r>
-      <w:proofErr w:type="spellStart"/>
-      <w:r>
-        <w:t>id_cliente</w:t>
-      </w:r>
-      <w:proofErr w:type="spellEnd"/>
-      <w:r>
-        <w:t xml:space="preserve">, nombre, </w:t>
-      </w:r>
-      <w:r>
-        <w:rPr>
-          <w:rStyle w:val="Extranjerismo"/>
-        </w:rPr>
-        <w:t>email</w:t>
-      </w:r>
-      <w:r>
-        <w:t xml:space="preserve">, </w:t>
-      </w:r>
-      <w:proofErr w:type="spellStart"/>
-      <w:r>
-        <w:t>categoria</w:t>
-      </w:r>
-      <w:proofErr w:type="spellEnd"/>
-      <w:r>
-        <w:t xml:space="preserve">, </w:t>
+        <w:t xml:space="preserve">) AS </w:t>
       </w:r>
       <w:proofErr w:type="spellStart"/>
       <w:r>
         <w:t>fecha_alta</w:t>
       </w:r>
       <w:proofErr w:type="spellEnd"/>
-      <w:r>
-        <w:t>)</w:t>
-      </w:r>
-    </w:p>
-    <w:p>
-      <w:r>
-        <w:t>SELECT</w:t>
-      </w:r>
-    </w:p>
-    <w:p>
-      <w:r>
-        <w:t xml:space="preserve">    </w:t>
-      </w:r>
-      <w:proofErr w:type="spellStart"/>
-      <w:r>
-        <w:t>id_cliente</w:t>
-      </w:r>
-      <w:proofErr w:type="spellEnd"/>
-      <w:r>
-        <w:t>,</w:t>
-      </w:r>
-    </w:p>
-    <w:p>
-      <w:r>
-        <w:t xml:space="preserve">    nombre,</w:t>
-      </w:r>
-    </w:p>
-    <w:p>
-      <w:r>
-        <w:t xml:space="preserve">    </w:t>
-      </w:r>
-      <w:r>
-        <w:rPr>
-          <w:rStyle w:val="Extranjerismo"/>
-        </w:rPr>
-        <w:t>email</w:t>
-      </w:r>
-      <w:r>
-        <w:t>,</w:t>
-      </w:r>
-    </w:p>
-    <w:p>
-      <w:r>
-        <w:t xml:space="preserve">    CASE</w:t>
-      </w:r>
-    </w:p>
-    <w:p>
-      <w:r>
-        <w:t xml:space="preserve">        WHEN </w:t>
+    </w:p>
+    <w:p>
+      <w:r>
+        <w:t>FROM clientes</w:t>
+      </w:r>
+    </w:p>
+    <w:p>
+      <w:r>
+        <w:t xml:space="preserve">WHERE </w:t>
       </w:r>
       <w:proofErr w:type="spellStart"/>
       <w:r>
@@ -3314,81 +3269,6 @@
       </w:r>
       <w:proofErr w:type="spellEnd"/>
       <w:r>
-        <w:t xml:space="preserve"> &gt; 10000000 THEN 'Platino'</w:t>
-      </w:r>
-    </w:p>
-    <w:p>
-      <w:r>
-        <w:t xml:space="preserve">        WHEN </w:t>
-      </w:r>
-      <w:proofErr w:type="spellStart"/>
-      <w:r>
-        <w:t>total_compras</w:t>
-      </w:r>
-      <w:proofErr w:type="spellEnd"/>
-      <w:r>
-        <w:t xml:space="preserve"> &gt; </w:t>
-      </w:r>
-      <w:proofErr w:type="gramStart"/>
-      <w:r>
-        <w:t>5000000  THEN</w:t>
-      </w:r>
-      <w:proofErr w:type="gramEnd"/>
-      <w:r>
-        <w:t xml:space="preserve"> 'Oro'</w:t>
-      </w:r>
-    </w:p>
-    <w:p>
-      <w:r>
-        <w:t xml:space="preserve">        ELSE 'Plata'</w:t>
-      </w:r>
-    </w:p>
-    <w:p>
-      <w:r>
-        <w:t xml:space="preserve">    END AS </w:t>
-      </w:r>
-      <w:proofErr w:type="spellStart"/>
-      <w:r>
-        <w:t>categoria</w:t>
-      </w:r>
-      <w:proofErr w:type="spellEnd"/>
-      <w:r>
-        <w:t>,</w:t>
-      </w:r>
-    </w:p>
-    <w:p>
-      <w:r>
-        <w:t xml:space="preserve">    </w:t>
-      </w:r>
-      <w:proofErr w:type="gramStart"/>
-      <w:r>
-        <w:t>GETDATE(</w:t>
-      </w:r>
-      <w:proofErr w:type="gramEnd"/>
-      <w:r>
-        <w:t xml:space="preserve">) AS </w:t>
-      </w:r>
-      <w:proofErr w:type="spellStart"/>
-      <w:r>
-        <w:t>fecha_alta</w:t>
-      </w:r>
-      <w:proofErr w:type="spellEnd"/>
-    </w:p>
-    <w:p>
-      <w:r>
-        <w:t>FROM clientes</w:t>
-      </w:r>
-    </w:p>
-    <w:p>
-      <w:r>
-        <w:t xml:space="preserve">WHERE </w:t>
-      </w:r>
-      <w:proofErr w:type="spellStart"/>
-      <w:r>
-        <w:t>total_compras</w:t>
-      </w:r>
-      <w:proofErr w:type="spellEnd"/>
-      <w:r>
         <w:t xml:space="preserve"> &gt; 5000000</w:t>
       </w:r>
     </w:p>
@@ -3399,8 +3279,11 @@
     </w:p>
     <w:p>
       <w:r>
+        <w:t xml:space="preserve">Al trabajar con el comando INSERT es fundamental tener en cuenta las restricciones de integridad definidas en la tabla: las columnas definidas como NOT NULL deben recibir un valor (o tener un valor por defecto definido), las claves primarias no pueden duplicarse, y las claves foráneas deben hacer referencia a valores que existan en la tabla referenciada. Cuando alguna de estas restricciones se viola, el SMBD lanzará </w:t>
+      </w:r>
+      <w:r>
         <w:lastRenderedPageBreak/>
-        <w:t>Al trabajar con el comando INSERT es fundamental tener en cuenta las restricciones de integridad definidas en la tabla: las columnas definidas como NOT NULL deben recibir un valor (o tener un valor por defecto definido), las claves primarias no pueden duplicarse, y las claves foráneas deben hacer referencia a valores que existan en la tabla referenciada. Cuando alguna de estas restricciones se viola, el SMBD lanzará un error y revertirá la inserción, protegiendo así la integridad de los datos. Es responsabilidad del desarrollador manejar correctamente estos errores en la capa de aplicación y proporcionar mensajes de error informativos al usuario.</w:t>
+        <w:t>un error y revertirá la inserción, protegiendo así la integridad de los datos. Es responsabilidad del desarrollador manejar correctamente estos errores en la capa de aplicación y proporcionar mensajes de error informativos al usuario.</w:t>
       </w:r>
     </w:p>
     <w:p>
@@ -3433,15 +3316,13 @@
     </w:p>
     <w:p>
       <w:r>
-        <w:t xml:space="preserve">El UPDATE también puede utilizar el valor actual de la columna en la expresión de actualización, lo que lo hace muy útil para operaciones como incrementar contadores, </w:t>
-      </w:r>
+        <w:t>El UPDATE también puede utilizar el valor actual de la columna en la expresión de actualización, lo que lo hace muy útil para operaciones como incrementar contadores, actualizar saldos, ajustar precios por un porcentaje o concatenar texto a un campo existente. Adicionalmente, la variante UPDATE con subconsulta o con JOIN permite actualizar registros de una tabla basándose en información de otra tabla, lo que es fundamental en operaciones de sincronización y actualización en lote.</w:t>
+      </w:r>
+    </w:p>
+    <w:p/>
+    <w:p>
       <w:r>
         <w:lastRenderedPageBreak/>
-        <w:t>actualizar saldos, ajustar precios por un porcentaje o concatenar texto a un campo existente. Adicionalmente, la variante UPDATE con subconsulta o con JOIN permite actualizar registros de una tabla basándose en información de otra tabla, lo que es fundamental en operaciones de sincronización y actualización en lote.</w:t>
-      </w:r>
-    </w:p>
-    <w:p>
-      <w:r>
         <w:t>Ejemplo:</w:t>
       </w:r>
     </w:p>
@@ -3635,8 +3516,106 @@
     </w:p>
     <w:p>
       <w:r>
+        <w:t>UPDATE clientes</w:t>
+      </w:r>
+    </w:p>
+    <w:p>
+      <w:r>
+        <w:t xml:space="preserve">SET    </w:t>
+      </w:r>
+      <w:proofErr w:type="spellStart"/>
+      <w:r>
+        <w:t>categoria</w:t>
+      </w:r>
+      <w:proofErr w:type="spellEnd"/>
+      <w:r>
+        <w:t xml:space="preserve"> = CASE</w:t>
+      </w:r>
+    </w:p>
+    <w:p>
+      <w:r>
+        <w:t xml:space="preserve">    WHEN </w:t>
+      </w:r>
+      <w:proofErr w:type="spellStart"/>
+      <w:r>
+        <w:t>total_compras</w:t>
+      </w:r>
+      <w:proofErr w:type="spellEnd"/>
+      <w:r>
+        <w:t xml:space="preserve"> &gt;= 10000000 THEN 'Platino'</w:t>
+      </w:r>
+    </w:p>
+    <w:p>
+      <w:r>
         <w:lastRenderedPageBreak/>
-        <w:t>UPDATE clientes</w:t>
+        <w:t xml:space="preserve">    WHEN </w:t>
+      </w:r>
+      <w:proofErr w:type="spellStart"/>
+      <w:r>
+        <w:t>total_compras</w:t>
+      </w:r>
+      <w:proofErr w:type="spellEnd"/>
+      <w:r>
+        <w:t xml:space="preserve"> &gt;= </w:t>
+      </w:r>
+      <w:proofErr w:type="gramStart"/>
+      <w:r>
+        <w:t>5000000  THEN</w:t>
+      </w:r>
+      <w:proofErr w:type="gramEnd"/>
+      <w:r>
+        <w:t xml:space="preserve"> 'Oro'</w:t>
+      </w:r>
+    </w:p>
+    <w:p>
+      <w:r>
+        <w:t xml:space="preserve">    WHEN </w:t>
+      </w:r>
+      <w:proofErr w:type="spellStart"/>
+      <w:r>
+        <w:t>total_compras</w:t>
+      </w:r>
+      <w:proofErr w:type="spellEnd"/>
+      <w:r>
+        <w:t xml:space="preserve"> &gt;= </w:t>
+      </w:r>
+      <w:proofErr w:type="gramStart"/>
+      <w:r>
+        <w:t>1000000  THEN</w:t>
+      </w:r>
+      <w:proofErr w:type="gramEnd"/>
+      <w:r>
+        <w:t xml:space="preserve"> 'Plata'</w:t>
+      </w:r>
+    </w:p>
+    <w:p>
+      <w:r>
+        <w:t xml:space="preserve">    ELSE 'Estándar'</w:t>
+      </w:r>
+    </w:p>
+    <w:p>
+      <w:r>
+        <w:t>END</w:t>
+      </w:r>
+    </w:p>
+    <w:p>
+      <w:proofErr w:type="gramStart"/>
+      <w:r>
+        <w:t>WHERE  estado</w:t>
+      </w:r>
+      <w:proofErr w:type="gramEnd"/>
+      <w:r>
+        <w:t xml:space="preserve"> = 'activo';</w:t>
+      </w:r>
+    </w:p>
+    <w:p>
+      <w:r>
+        <w:t>-- UPDATE con JOIN (SQL Server): actualizar usando datos de otra tabla</w:t>
+      </w:r>
+    </w:p>
+    <w:p>
+      <w:r>
+        <w:t>UPDATE p</w:t>
       </w:r>
     </w:p>
     <w:p>
@@ -3644,111 +3623,83 @@
         <w:t xml:space="preserve">SET    </w:t>
       </w:r>
       <w:proofErr w:type="spellStart"/>
-      <w:r>
-        <w:t>categoria</w:t>
-      </w:r>
-      <w:proofErr w:type="spellEnd"/>
-      <w:r>
-        <w:t xml:space="preserve"> = CASE</w:t>
-      </w:r>
-    </w:p>
-    <w:p>
-      <w:r>
-        <w:t xml:space="preserve">    WHEN </w:t>
-      </w:r>
-      <w:proofErr w:type="spellStart"/>
-      <w:r>
-        <w:t>total_compras</w:t>
-      </w:r>
-      <w:proofErr w:type="spellEnd"/>
-      <w:r>
-        <w:t xml:space="preserve"> &gt;= 10000000 THEN 'Platino'</w:t>
-      </w:r>
-    </w:p>
-    <w:p>
-      <w:r>
-        <w:t xml:space="preserve">    WHEN </w:t>
-      </w:r>
-      <w:proofErr w:type="spellStart"/>
-      <w:r>
-        <w:t>total_compras</w:t>
-      </w:r>
-      <w:proofErr w:type="spellEnd"/>
-      <w:r>
-        <w:t xml:space="preserve"> &gt;= </w:t>
-      </w:r>
       <w:proofErr w:type="gramStart"/>
       <w:r>
-        <w:t>5000000  THEN</w:t>
+        <w:t>p.stock</w:t>
       </w:r>
       <w:proofErr w:type="gramEnd"/>
       <w:r>
-        <w:t xml:space="preserve"> 'Oro'</w:t>
-      </w:r>
-    </w:p>
-    <w:p>
-      <w:r>
-        <w:t xml:space="preserve">    WHEN </w:t>
-      </w:r>
-      <w:proofErr w:type="spellStart"/>
-      <w:r>
-        <w:t>total_compras</w:t>
-      </w:r>
-      <w:proofErr w:type="spellEnd"/>
-      <w:r>
-        <w:t xml:space="preserve"> &gt;= </w:t>
+        <w:t>_minimo</w:t>
+      </w:r>
+      <w:proofErr w:type="spellEnd"/>
+      <w:r>
+        <w:t xml:space="preserve"> = </w:t>
+      </w:r>
+      <w:proofErr w:type="spellStart"/>
+      <w:r>
+        <w:t>c.cantidad_promedio</w:t>
+      </w:r>
+      <w:proofErr w:type="spellEnd"/>
+      <w:r>
+        <w:t xml:space="preserve"> * 0.20</w:t>
+      </w:r>
+    </w:p>
+    <w:p>
+      <w:r>
+        <w:t>FROM   productos p</w:t>
+      </w:r>
+    </w:p>
+    <w:p>
+      <w:r>
+        <w:t>JOIN</w:t>
       </w:r>
       <w:proofErr w:type="gramStart"/>
       <w:r>
-        <w:t>1000000  THEN</w:t>
+        <w:t xml:space="preserve">   (</w:t>
       </w:r>
       <w:proofErr w:type="gramEnd"/>
       <w:r>
-        <w:t xml:space="preserve"> 'Plata'</w:t>
-      </w:r>
-    </w:p>
-    <w:p>
-      <w:r>
-        <w:t xml:space="preserve">    ELSE 'Estándar'</w:t>
-      </w:r>
-    </w:p>
-    <w:p>
-      <w:r>
-        <w:t>END</w:t>
-      </w:r>
-    </w:p>
-    <w:p>
-      <w:proofErr w:type="gramStart"/>
-      <w:r>
-        <w:t>WHERE  estado</w:t>
-      </w:r>
-      <w:proofErr w:type="gramEnd"/>
-      <w:r>
-        <w:t xml:space="preserve"> = 'activo';</w:t>
-      </w:r>
-    </w:p>
-    <w:p>
-      <w:r>
-        <w:t>-- UPDATE con JOIN (SQL Server): actualizar usando datos de otra tabla</w:t>
-      </w:r>
-    </w:p>
-    <w:p>
-      <w:r>
-        <w:t>UPDATE p</w:t>
-      </w:r>
-    </w:p>
-    <w:p>
-      <w:r>
-        <w:t xml:space="preserve">SET    </w:t>
-      </w:r>
-      <w:proofErr w:type="spellStart"/>
-      <w:proofErr w:type="gramStart"/>
-      <w:r>
-        <w:t>p.stock</w:t>
-      </w:r>
-      <w:proofErr w:type="gramEnd"/>
-      <w:r>
-        <w:t>_minimo</w:t>
+        <w:t xml:space="preserve">SELECT </w:t>
+      </w:r>
+      <w:proofErr w:type="spellStart"/>
+      <w:r>
+        <w:t>id_producto</w:t>
+      </w:r>
+      <w:proofErr w:type="spellEnd"/>
+      <w:r>
+        <w:t xml:space="preserve">, AVG(cantidad) AS </w:t>
+      </w:r>
+      <w:proofErr w:type="spellStart"/>
+      <w:r>
+        <w:t>cantidad_promedio</w:t>
+      </w:r>
+      <w:proofErr w:type="spellEnd"/>
+    </w:p>
+    <w:p>
+      <w:r>
+        <w:t xml:space="preserve">        FROM   </w:t>
+      </w:r>
+      <w:proofErr w:type="spellStart"/>
+      <w:r>
+        <w:t>detalle_pedidos</w:t>
+      </w:r>
+      <w:proofErr w:type="spellEnd"/>
+    </w:p>
+    <w:p>
+      <w:r>
+        <w:t xml:space="preserve">        GROUP BY </w:t>
+      </w:r>
+      <w:proofErr w:type="spellStart"/>
+      <w:r>
+        <w:t>id_producto</w:t>
+      </w:r>
+      <w:proofErr w:type="spellEnd"/>
+      <w:r>
+        <w:t xml:space="preserve">) c ON </w:t>
+      </w:r>
+      <w:proofErr w:type="spellStart"/>
+      <w:r>
+        <w:t>p.id_producto</w:t>
       </w:r>
       <w:proofErr w:type="spellEnd"/>
       <w:r>
@@ -3756,76 +3707,6 @@
       </w:r>
       <w:proofErr w:type="spellStart"/>
       <w:r>
-        <w:t>c.cantidad_promedio</w:t>
-      </w:r>
-      <w:proofErr w:type="spellEnd"/>
-      <w:r>
-        <w:t xml:space="preserve"> * 0.20</w:t>
-      </w:r>
-    </w:p>
-    <w:p>
-      <w:r>
-        <w:t>FROM   productos p</w:t>
-      </w:r>
-    </w:p>
-    <w:p>
-      <w:r>
-        <w:t>JOIN</w:t>
-      </w:r>
-      <w:proofErr w:type="gramStart"/>
-      <w:r>
-        <w:t xml:space="preserve">   (</w:t>
-      </w:r>
-      <w:proofErr w:type="gramEnd"/>
-      <w:r>
-        <w:t xml:space="preserve">SELECT </w:t>
-      </w:r>
-      <w:proofErr w:type="spellStart"/>
-      <w:r>
-        <w:t>id_producto</w:t>
-      </w:r>
-      <w:proofErr w:type="spellEnd"/>
-      <w:r>
-        <w:t xml:space="preserve">, AVG(cantidad) AS </w:t>
-      </w:r>
-      <w:proofErr w:type="spellStart"/>
-      <w:r>
-        <w:t>cantidad_promedio</w:t>
-      </w:r>
-      <w:proofErr w:type="spellEnd"/>
-    </w:p>
-    <w:p>
-      <w:r>
-        <w:t xml:space="preserve">        FROM   </w:t>
-      </w:r>
-      <w:proofErr w:type="spellStart"/>
-      <w:r>
-        <w:t>detalle_pedidos</w:t>
-      </w:r>
-      <w:proofErr w:type="spellEnd"/>
-    </w:p>
-    <w:p>
-      <w:r>
-        <w:t xml:space="preserve">        GROUP BY </w:t>
-      </w:r>
-      <w:proofErr w:type="spellStart"/>
-      <w:r>
-        <w:t>id_producto</w:t>
-      </w:r>
-      <w:proofErr w:type="spellEnd"/>
-      <w:r>
-        <w:t xml:space="preserve">) c ON </w:t>
-      </w:r>
-      <w:proofErr w:type="spellStart"/>
-      <w:r>
-        <w:t>p.id_producto</w:t>
-      </w:r>
-      <w:proofErr w:type="spellEnd"/>
-      <w:r>
-        <w:t xml:space="preserve"> = </w:t>
-      </w:r>
-      <w:proofErr w:type="spellStart"/>
-      <w:r>
         <w:t>c.id_producto</w:t>
       </w:r>
       <w:proofErr w:type="spellEnd"/>
@@ -3836,11 +3717,7 @@
     <w:p/>
     <w:p>
       <w:r>
-        <w:t xml:space="preserve">Una práctica de seguridad ampliamente recomendada es envolver los UPDATE críticos en una transacción explícita (BEGIN TRANSACTION) y verificar los resultados antes de confirmar los cambios con COMMIT. De esta manera, si algo sale mal o si el número de registros afectados no es el esperado (verificable con la función </w:t>
-      </w:r>
-      <w:r>
-        <w:lastRenderedPageBreak/>
-        <w:t>@@ROWCOUNT en SQL Server o ROW_</w:t>
+        <w:t>Una práctica de seguridad ampliamente recomendada es envolver los UPDATE críticos en una transacción explícita (BEGIN TRANSACTION) y verificar los resultados antes de confirmar los cambios con COMMIT. De esta manera, si algo sale mal o si el número de registros afectados no es el esperado (verificable con la función @@ROWCOUNT en SQL Server o ROW_</w:t>
       </w:r>
       <w:proofErr w:type="gramStart"/>
       <w:r>
@@ -3866,6 +3743,7 @@
         <w:rPr>
           <w:b/>
         </w:rPr>
+        <w:lastRenderedPageBreak/>
         <w:t>Comando DELETE — Eliminación de registros</w:t>
       </w:r>
     </w:p>
@@ -3926,15 +3804,12 @@
         <w:t>soft delete</w:t>
       </w:r>
       <w:r>
-        <w:t xml:space="preserve">) en lugar de la eliminación física: en lugar de ejecutar DELETE, se actualiza un campo booleano (como 'activo' o 'eliminado') que indica que el registro ya no debe </w:t>
-      </w:r>
+        <w:t>) en lugar de la eliminación física: en lugar de ejecutar DELETE, se actualiza un campo booleano (como 'activo' o 'eliminado') que indica que el registro ya no debe aparecer en las consultas normales. Esta práctica preserva el historial de datos, facilita la auditoría, y permite recuperar registros eliminados por error. El costo es un mayor volumen de datos en la tabla y la necesidad de incluir siempre el filtro del campo de estado en todas las consultas.</w:t>
+      </w:r>
+    </w:p>
+    <w:p>
       <w:r>
         <w:lastRenderedPageBreak/>
-        <w:t>aparecer en las consultas normales. Esta práctica preserva el historial de datos, facilita la auditoría, y permite recuperar registros eliminados por error. El costo es un mayor volumen de datos en la tabla y la necesidad de incluir siempre el filtro del campo de estado en todas las consultas.</w:t>
-      </w:r>
-    </w:p>
-    <w:p>
-      <w:r>
         <w:t>Ejemplo:</w:t>
       </w:r>
     </w:p>
@@ -4094,68 +3969,68 @@
     </w:p>
     <w:p>
       <w:r>
+        <w:t>UPDATE clientes</w:t>
+      </w:r>
+    </w:p>
+    <w:p>
+      <w:r>
+        <w:t>SET    eliminado    = 1,</w:t>
+      </w:r>
+    </w:p>
+    <w:p>
+      <w:r>
+        <w:t xml:space="preserve">       </w:t>
+      </w:r>
+      <w:proofErr w:type="spellStart"/>
+      <w:r>
+        <w:t>fecha_baja</w:t>
+      </w:r>
+      <w:proofErr w:type="spellEnd"/>
+      <w:r>
+        <w:t xml:space="preserve">   = </w:t>
+      </w:r>
+      <w:proofErr w:type="gramStart"/>
+      <w:r>
+        <w:t>GETDATE(</w:t>
+      </w:r>
+      <w:proofErr w:type="gramEnd"/>
+      <w:r>
+        <w:t>),</w:t>
+      </w:r>
+    </w:p>
+    <w:p>
+      <w:r>
         <w:lastRenderedPageBreak/>
-        <w:t>UPDATE clientes</w:t>
-      </w:r>
-    </w:p>
-    <w:p>
-      <w:r>
-        <w:t>SET    eliminado    = 1,</w:t>
-      </w:r>
-    </w:p>
-    <w:p>
-      <w:r>
         <w:t xml:space="preserve">       </w:t>
       </w:r>
       <w:proofErr w:type="spellStart"/>
       <w:r>
-        <w:t>fecha_baja</w:t>
-      </w:r>
-      <w:proofErr w:type="spellEnd"/>
-      <w:r>
-        <w:t xml:space="preserve">   = </w:t>
-      </w:r>
+        <w:t>usuario_baja</w:t>
+      </w:r>
+      <w:proofErr w:type="spellEnd"/>
+      <w:r>
+        <w:t xml:space="preserve"> = '</w:t>
+      </w:r>
+      <w:proofErr w:type="spellStart"/>
+      <w:r>
+        <w:t>admin</w:t>
+      </w:r>
+      <w:proofErr w:type="spellEnd"/>
+      <w:r>
+        <w:t>'</w:t>
+      </w:r>
+    </w:p>
+    <w:p>
       <w:proofErr w:type="gramStart"/>
       <w:r>
-        <w:t>GETDATE(</w:t>
+        <w:t xml:space="preserve">WHERE  </w:t>
+      </w:r>
+      <w:proofErr w:type="spellStart"/>
+      <w:r>
+        <w:t>id</w:t>
       </w:r>
       <w:proofErr w:type="gramEnd"/>
       <w:r>
-        <w:t>),</w:t>
-      </w:r>
-    </w:p>
-    <w:p>
-      <w:r>
-        <w:t xml:space="preserve">       </w:t>
-      </w:r>
-      <w:proofErr w:type="spellStart"/>
-      <w:r>
-        <w:t>usuario_baja</w:t>
-      </w:r>
-      <w:proofErr w:type="spellEnd"/>
-      <w:r>
-        <w:t xml:space="preserve"> = '</w:t>
-      </w:r>
-      <w:proofErr w:type="spellStart"/>
-      <w:r>
-        <w:t>admin</w:t>
-      </w:r>
-      <w:proofErr w:type="spellEnd"/>
-      <w:r>
-        <w:t>'</w:t>
-      </w:r>
-    </w:p>
-    <w:p>
-      <w:proofErr w:type="gramStart"/>
-      <w:r>
-        <w:t xml:space="preserve">WHERE  </w:t>
-      </w:r>
-      <w:proofErr w:type="spellStart"/>
-      <w:r>
-        <w:t>id</w:t>
-      </w:r>
-      <w:proofErr w:type="gramEnd"/>
-      <w:r>
         <w:t>_cliente</w:t>
       </w:r>
       <w:proofErr w:type="spellEnd"/>
@@ -4234,7 +4109,7 @@
     </w:p>
     <w:p>
       <w:r>
-        <w:t>Basado en lo anterior, la siguiente tabla resume los tres comandos de modificación del DML con su sintaxis básica, el efecto que producen sobre la base de datos y las precauciones más importantes que debe tener el desarrollador al utilizarlos en entornos reales:</w:t>
+        <w:t>Basado en lo anterior, la siguiente tabla resume los principales comandos de modificación del DML, incluyendo una variante de inserción y la instrucción TRUNCATE, con su sintaxis básica, el efecto que producen sobre la base de datos y las precauciones más importantes que debe tener el desarrollador al utilizarlos en entornos reales:</w:t>
       </w:r>
     </w:p>
     <w:p/>
@@ -4243,7 +4118,6 @@
         <w:pStyle w:val="Tabla"/>
       </w:pPr>
       <w:r>
-        <w:lastRenderedPageBreak/>
         <w:t xml:space="preserve"> Comandos de modificación DML: sintaxis, efecto y precauciones esenciales</w:t>
       </w:r>
     </w:p>
@@ -4391,7 +4265,11 @@
               <w:pStyle w:val="TextoTablas"/>
             </w:pPr>
             <w:r>
-              <w:t>Respetar NOT NULL, claves primarias y foráneas.</w:t>
+              <w:t xml:space="preserve">Respetar NOT NULL, claves </w:t>
+            </w:r>
+            <w:r>
+              <w:lastRenderedPageBreak/>
+              <w:t>primarias y foráneas.</w:t>
             </w:r>
           </w:p>
         </w:tc>
@@ -4404,6 +4282,7 @@
               <w:pStyle w:val="TextoTablas"/>
             </w:pPr>
             <w:r>
+              <w:lastRenderedPageBreak/>
               <w:t>Sí, si está en transacción.</w:t>
             </w:r>
           </w:p>
@@ -4722,11 +4601,11 @@
     </w:p>
     <w:p>
       <w:r>
-        <w:t xml:space="preserve">El comando SELECT es, con diferencia, el más utilizado y el más versátil de todo el lenguaje SQL. Su función principal es recuperar datos de una o más tablas de la base de datos y presentarlos de la manera que el usuario o la aplicación requiera, ya sea como un conjunto de registros completos, como un subconjunto de columnas, como datos agrupados y resumidos, o como el resultado de combinar múltiples tablas relacionadas. </w:t>
+        <w:t xml:space="preserve">El comando SELECT es, con diferencia, el más utilizado y el más versátil de todo el lenguaje SQL. Su función principal es recuperar datos de una o más tablas de la base de datos y presentarlos de la manera que el usuario o la aplicación requiera, ya sea como un conjunto de registros completos, como un subconjunto de columnas, como datos agrupados y resumidos, o como el resultado de combinar múltiples tablas relacionadas. A diferencia de INSERT, UPDATE y DELETE, SELECT no modifica el estado de la base de datos: es una operación de solo lectura que puede ejecutarse con total seguridad en </w:t>
       </w:r>
       <w:r>
         <w:lastRenderedPageBreak/>
-        <w:t>A diferencia de INSERT, UPDATE y DELETE, SELECT no modifica el estado de la base de datos: es una operación de solo lectura que puede ejecutarse con total seguridad en cualquier momento, sin riesgo de alterar los datos almacenados, razón por la cual es la operación más frecuente en cualquier aplicación que trabaje con bases de datos.</w:t>
+        <w:t>cualquier momento, sin riesgo de alterar los datos almacenados, razón por la cual es la operación más frecuente en cualquier aplicación que trabaje con bases de datos.</w:t>
       </w:r>
     </w:p>
     <w:p>
@@ -4760,35 +4639,372 @@
     </w:p>
     <w:p>
       <w:r>
+        <w:t>SELECT</w:t>
+      </w:r>
+      <w:proofErr w:type="gramStart"/>
+      <w:r>
+        <w:t xml:space="preserve">   [</w:t>
+      </w:r>
+      <w:proofErr w:type="gramEnd"/>
+      <w:r>
+        <w:t>ALL | DISTINCT] columnas, expresiones, funciones</w:t>
+      </w:r>
+    </w:p>
+    <w:p>
+      <w:r>
+        <w:t xml:space="preserve">FROM     </w:t>
+      </w:r>
+      <w:proofErr w:type="spellStart"/>
+      <w:r>
+        <w:t>tabla_principal</w:t>
+      </w:r>
+      <w:proofErr w:type="spellEnd"/>
+    </w:p>
+    <w:p>
+      <w:r>
         <w:lastRenderedPageBreak/>
+        <w:t xml:space="preserve">[LEFT | RIGHT | INNER | FULL] JOIN </w:t>
+      </w:r>
+      <w:proofErr w:type="spellStart"/>
+      <w:r>
+        <w:t>tabla_secundaria</w:t>
+      </w:r>
+      <w:proofErr w:type="spellEnd"/>
+      <w:r>
+        <w:t xml:space="preserve"> ON </w:t>
+      </w:r>
+      <w:proofErr w:type="spellStart"/>
+      <w:r>
+        <w:t>condición_join</w:t>
+      </w:r>
+      <w:proofErr w:type="spellEnd"/>
+    </w:p>
+    <w:p>
+      <w:r>
+        <w:t xml:space="preserve">[WHERE   </w:t>
+      </w:r>
+      <w:proofErr w:type="spellStart"/>
+      <w:r>
+        <w:t>condición_filtro_filas</w:t>
+      </w:r>
+      <w:proofErr w:type="spellEnd"/>
+      <w:r>
+        <w:t>]</w:t>
+      </w:r>
+    </w:p>
+    <w:p>
+      <w:r>
+        <w:t>[GROUP BY columna(s) de agrupación]</w:t>
+      </w:r>
+    </w:p>
+    <w:p>
+      <w:r>
+        <w:t>[</w:t>
+      </w:r>
+      <w:proofErr w:type="gramStart"/>
+      <w:r>
+        <w:t xml:space="preserve">HAVING  </w:t>
+      </w:r>
+      <w:proofErr w:type="spellStart"/>
+      <w:r>
+        <w:t>condición</w:t>
+      </w:r>
+      <w:proofErr w:type="gramEnd"/>
+      <w:r>
+        <w:t>_filtro_grupos</w:t>
+      </w:r>
+      <w:proofErr w:type="spellEnd"/>
+      <w:r>
+        <w:t>]</w:t>
+      </w:r>
+    </w:p>
+    <w:p>
+      <w:r>
+        <w:t>[ORDER BY columna(s) [ASC | DESC]]</w:t>
+      </w:r>
+    </w:p>
+    <w:p>
+      <w:r>
+        <w:t>[TOP n | LIMIT n | FETCH FIRST n ROWS ONLY];</w:t>
+      </w:r>
+    </w:p>
+    <w:p>
+      <w:r>
+        <w:t>-- Ejemplo real: reporte de ventas por ciudad y categoría</w:t>
+      </w:r>
+    </w:p>
+    <w:p>
+      <w:r>
         <w:t>SELECT</w:t>
       </w:r>
+    </w:p>
+    <w:p>
+      <w:r>
+        <w:t xml:space="preserve">    </w:t>
+      </w:r>
+      <w:proofErr w:type="spellStart"/>
+      <w:r>
+        <w:t>c.ciudad</w:t>
+      </w:r>
+      <w:proofErr w:type="spellEnd"/>
+      <w:r>
+        <w:t xml:space="preserve">                            AS ciudad,</w:t>
+      </w:r>
+    </w:p>
+    <w:p>
+      <w:r>
+        <w:t xml:space="preserve">    </w:t>
+      </w:r>
+      <w:proofErr w:type="spellStart"/>
       <w:proofErr w:type="gramStart"/>
       <w:r>
-        <w:t xml:space="preserve">   [</w:t>
-      </w:r>
+        <w:t>cat.nombre</w:t>
+      </w:r>
+      <w:proofErr w:type="spellEnd"/>
       <w:proofErr w:type="gramEnd"/>
       <w:r>
-        <w:t>ALL | DISTINCT] columnas, expresiones, funciones</w:t>
-      </w:r>
-    </w:p>
-    <w:p>
-      <w:r>
-        <w:t xml:space="preserve">FROM     </w:t>
-      </w:r>
-      <w:proofErr w:type="spellStart"/>
-      <w:r>
-        <w:t>tabla_principal</w:t>
-      </w:r>
-      <w:proofErr w:type="spellEnd"/>
-    </w:p>
-    <w:p>
-      <w:r>
-        <w:t xml:space="preserve">[LEFT | RIGHT | INNER | FULL] JOIN </w:t>
-      </w:r>
-      <w:proofErr w:type="spellStart"/>
-      <w:r>
-        <w:t>tabla_secundaria</w:t>
+        <w:t xml:space="preserve">                          AS </w:t>
+      </w:r>
+      <w:proofErr w:type="spellStart"/>
+      <w:r>
+        <w:t>categoria</w:t>
+      </w:r>
+      <w:proofErr w:type="spellEnd"/>
+      <w:r>
+        <w:t>,</w:t>
+      </w:r>
+    </w:p>
+    <w:p>
+      <w:r>
+        <w:t xml:space="preserve">    </w:t>
+      </w:r>
+      <w:proofErr w:type="gramStart"/>
+      <w:r>
+        <w:t>COUNT(</w:t>
+      </w:r>
+      <w:proofErr w:type="gramEnd"/>
+      <w:r>
+        <w:t xml:space="preserve">DISTINCT </w:t>
+      </w:r>
+      <w:proofErr w:type="spellStart"/>
+      <w:r>
+        <w:t>p.id_pedido</w:t>
+      </w:r>
+      <w:proofErr w:type="spellEnd"/>
+      <w:r>
+        <w:t xml:space="preserve">)         AS </w:t>
+      </w:r>
+      <w:proofErr w:type="spellStart"/>
+      <w:r>
+        <w:t>num_pedidos</w:t>
+      </w:r>
+      <w:proofErr w:type="spellEnd"/>
+      <w:r>
+        <w:t>,</w:t>
+      </w:r>
+    </w:p>
+    <w:p>
+      <w:r>
+        <w:t xml:space="preserve">    </w:t>
+      </w:r>
+      <w:proofErr w:type="gramStart"/>
+      <w:r>
+        <w:t>COUNT(</w:t>
+      </w:r>
+      <w:proofErr w:type="gramEnd"/>
+      <w:r>
+        <w:t xml:space="preserve">DISTINCT </w:t>
+      </w:r>
+      <w:proofErr w:type="spellStart"/>
+      <w:r>
+        <w:t>p.id_cliente</w:t>
+      </w:r>
+      <w:proofErr w:type="spellEnd"/>
+      <w:r>
+        <w:t xml:space="preserve">)        AS </w:t>
+      </w:r>
+      <w:proofErr w:type="spellStart"/>
+      <w:r>
+        <w:t>clientes_distintos</w:t>
+      </w:r>
+      <w:proofErr w:type="spellEnd"/>
+      <w:r>
+        <w:t>,</w:t>
+      </w:r>
+    </w:p>
+    <w:p>
+      <w:r>
+        <w:t xml:space="preserve">    </w:t>
+      </w:r>
+      <w:proofErr w:type="gramStart"/>
+      <w:r>
+        <w:t>SUM(</w:t>
+      </w:r>
+      <w:proofErr w:type="spellStart"/>
+      <w:proofErr w:type="gramEnd"/>
+      <w:r>
+        <w:t>dp.cantidad</w:t>
+      </w:r>
+      <w:proofErr w:type="spellEnd"/>
+      <w:r>
+        <w:t xml:space="preserve"> * </w:t>
+      </w:r>
+      <w:proofErr w:type="spellStart"/>
+      <w:r>
+        <w:t>dp.precio_unidad</w:t>
+      </w:r>
+      <w:proofErr w:type="spellEnd"/>
+      <w:r>
+        <w:t xml:space="preserve">) AS </w:t>
+      </w:r>
+      <w:proofErr w:type="spellStart"/>
+      <w:r>
+        <w:t>ventas_brutas</w:t>
+      </w:r>
+      <w:proofErr w:type="spellEnd"/>
+      <w:r>
+        <w:t>,</w:t>
+      </w:r>
+    </w:p>
+    <w:p>
+      <w:r>
+        <w:t xml:space="preserve">    </w:t>
+      </w:r>
+      <w:proofErr w:type="gramStart"/>
+      <w:r>
+        <w:t>AVG(</w:t>
+      </w:r>
+      <w:proofErr w:type="spellStart"/>
+      <w:proofErr w:type="gramEnd"/>
+      <w:r>
+        <w:t>dp.cantidad</w:t>
+      </w:r>
+      <w:proofErr w:type="spellEnd"/>
+      <w:r>
+        <w:t xml:space="preserve"> * </w:t>
+      </w:r>
+      <w:proofErr w:type="spellStart"/>
+      <w:r>
+        <w:t>dp.precio_unidad</w:t>
+      </w:r>
+      <w:proofErr w:type="spellEnd"/>
+      <w:r>
+        <w:t xml:space="preserve">) AS </w:t>
+      </w:r>
+      <w:proofErr w:type="spellStart"/>
+      <w:r>
+        <w:t>ticket_promedio</w:t>
+      </w:r>
+      <w:proofErr w:type="spellEnd"/>
+    </w:p>
+    <w:p>
+      <w:r>
+        <w:t>FROM   clientes            c</w:t>
+      </w:r>
+    </w:p>
+    <w:p>
+      <w:r>
+        <w:t xml:space="preserve">JOIN   pedidos             p   ON </w:t>
+      </w:r>
+      <w:proofErr w:type="spellStart"/>
+      <w:r>
+        <w:t>c.id_cliente</w:t>
+      </w:r>
+      <w:proofErr w:type="spellEnd"/>
+      <w:r>
+        <w:t xml:space="preserve">   = </w:t>
+      </w:r>
+      <w:proofErr w:type="spellStart"/>
+      <w:r>
+        <w:t>p.id_cliente</w:t>
+      </w:r>
+      <w:proofErr w:type="spellEnd"/>
+    </w:p>
+    <w:p>
+      <w:r>
+        <w:t xml:space="preserve">JOIN   </w:t>
+      </w:r>
+      <w:proofErr w:type="spellStart"/>
+      <w:r>
+        <w:t>detalle_pedidos</w:t>
+      </w:r>
+      <w:proofErr w:type="spellEnd"/>
+      <w:r>
+        <w:t xml:space="preserve">     </w:t>
+      </w:r>
+      <w:proofErr w:type="spellStart"/>
+      <w:proofErr w:type="gramStart"/>
+      <w:r>
+        <w:t>dp</w:t>
+      </w:r>
+      <w:proofErr w:type="spellEnd"/>
+      <w:r>
+        <w:t xml:space="preserve">  ON</w:t>
+      </w:r>
+      <w:proofErr w:type="gramEnd"/>
+      <w:r>
+        <w:t xml:space="preserve"> </w:t>
+      </w:r>
+      <w:proofErr w:type="spellStart"/>
+      <w:r>
+        <w:t>p.id_pedido</w:t>
+      </w:r>
+      <w:proofErr w:type="spellEnd"/>
+      <w:r>
+        <w:t xml:space="preserve">    = </w:t>
+      </w:r>
+      <w:proofErr w:type="spellStart"/>
+      <w:r>
+        <w:t>dp.id_pedido</w:t>
+      </w:r>
+      <w:proofErr w:type="spellEnd"/>
+    </w:p>
+    <w:p>
+      <w:r>
+        <w:t xml:space="preserve">JOIN   productos           </w:t>
+      </w:r>
+      <w:proofErr w:type="spellStart"/>
+      <w:proofErr w:type="gramStart"/>
+      <w:r>
+        <w:t>pr</w:t>
+      </w:r>
+      <w:proofErr w:type="spellEnd"/>
+      <w:r>
+        <w:t xml:space="preserve">  ON</w:t>
+      </w:r>
+      <w:proofErr w:type="gramEnd"/>
+      <w:r>
+        <w:t xml:space="preserve"> </w:t>
+      </w:r>
+      <w:proofErr w:type="spellStart"/>
+      <w:r>
+        <w:t>dp.id_producto</w:t>
+      </w:r>
+      <w:proofErr w:type="spellEnd"/>
+      <w:r>
+        <w:t xml:space="preserve"> = </w:t>
+      </w:r>
+      <w:proofErr w:type="spellStart"/>
+      <w:r>
+        <w:t>pr.id_producto</w:t>
+      </w:r>
+      <w:proofErr w:type="spellEnd"/>
+    </w:p>
+    <w:p>
+      <w:r>
+        <w:t xml:space="preserve">JOIN   </w:t>
+      </w:r>
+      <w:proofErr w:type="spellStart"/>
+      <w:r>
+        <w:t>categorias</w:t>
+      </w:r>
+      <w:proofErr w:type="spellEnd"/>
+      <w:r>
+        <w:t xml:space="preserve">          </w:t>
+      </w:r>
+      <w:proofErr w:type="spellStart"/>
+      <w:r>
+        <w:t>cat</w:t>
       </w:r>
       <w:proofErr w:type="spellEnd"/>
       <w:r>
@@ -4796,174 +5012,86 @@
       </w:r>
       <w:proofErr w:type="spellStart"/>
       <w:r>
-        <w:t>condición_join</w:t>
-      </w:r>
-      <w:proofErr w:type="spellEnd"/>
-    </w:p>
-    <w:p>
-      <w:r>
-        <w:t xml:space="preserve">[WHERE   </w:t>
-      </w:r>
-      <w:proofErr w:type="spellStart"/>
-      <w:r>
-        <w:t>condición_filtro_filas</w:t>
-      </w:r>
-      <w:proofErr w:type="spellEnd"/>
-      <w:r>
-        <w:t>]</w:t>
-      </w:r>
-    </w:p>
-    <w:p>
-      <w:r>
-        <w:t>[GROUP BY columna(s) de agrupación]</w:t>
-      </w:r>
-    </w:p>
-    <w:p>
-      <w:r>
-        <w:t>[</w:t>
-      </w:r>
+        <w:t>pr.id_categoria</w:t>
+      </w:r>
+      <w:proofErr w:type="spellEnd"/>
+      <w:r>
+        <w:t xml:space="preserve">= </w:t>
+      </w:r>
+      <w:proofErr w:type="spellStart"/>
+      <w:r>
+        <w:t>cat.id_categoria</w:t>
+      </w:r>
+      <w:proofErr w:type="spellEnd"/>
+    </w:p>
+    <w:p>
       <w:proofErr w:type="gramStart"/>
       <w:r>
-        <w:t xml:space="preserve">HAVING  </w:t>
-      </w:r>
-      <w:proofErr w:type="spellStart"/>
-      <w:r>
-        <w:t>condición</w:t>
+        <w:lastRenderedPageBreak/>
+        <w:t xml:space="preserve">WHERE  </w:t>
+      </w:r>
+      <w:proofErr w:type="spellStart"/>
+      <w:r>
+        <w:t>p</w:t>
       </w:r>
       <w:proofErr w:type="gramEnd"/>
       <w:r>
-        <w:t>_filtro_grupos</w:t>
-      </w:r>
-      <w:proofErr w:type="spellEnd"/>
-      <w:r>
-        <w:t>]</w:t>
-      </w:r>
-    </w:p>
-    <w:p>
-      <w:r>
-        <w:t>[ORDER BY columna(s) [ASC | DESC]]</w:t>
-      </w:r>
-    </w:p>
-    <w:p>
-      <w:r>
-        <w:t>[TOP n | LIMIT n | FETCH FIRST n ROWS ONLY];</w:t>
-      </w:r>
-    </w:p>
-    <w:p>
-      <w:r>
-        <w:t>-- Ejemplo real: reporte de ventas por ciudad y categoría</w:t>
-      </w:r>
-    </w:p>
-    <w:p>
-      <w:r>
-        <w:t>SELECT</w:t>
-      </w:r>
-    </w:p>
-    <w:p>
-      <w:r>
-        <w:t xml:space="preserve">    </w:t>
-      </w:r>
-      <w:proofErr w:type="spellStart"/>
+        <w:t>.estado</w:t>
+      </w:r>
+      <w:proofErr w:type="spellEnd"/>
+      <w:r>
+        <w:t xml:space="preserve"> = 'completado'</w:t>
+      </w:r>
+    </w:p>
+    <w:p>
+      <w:r>
+        <w:t>AND    YEAR(</w:t>
+      </w:r>
+      <w:proofErr w:type="spellStart"/>
+      <w:proofErr w:type="gramStart"/>
+      <w:r>
+        <w:t>p.fecha</w:t>
+      </w:r>
+      <w:proofErr w:type="gramEnd"/>
+      <w:r>
+        <w:t>_pedido</w:t>
+      </w:r>
+      <w:proofErr w:type="spellEnd"/>
+      <w:r>
+        <w:t>) = 2024</w:t>
+      </w:r>
+    </w:p>
+    <w:p>
+      <w:r>
+        <w:t xml:space="preserve">GROUP BY </w:t>
+      </w:r>
+      <w:proofErr w:type="spellStart"/>
+      <w:proofErr w:type="gramStart"/>
       <w:r>
         <w:t>c.ciudad</w:t>
       </w:r>
       <w:proofErr w:type="spellEnd"/>
-      <w:r>
-        <w:t xml:space="preserve">                            AS ciudad,</w:t>
-      </w:r>
-    </w:p>
-    <w:p>
-      <w:r>
-        <w:t xml:space="preserve">    </w:t>
-      </w:r>
-      <w:proofErr w:type="spellStart"/>
+      <w:proofErr w:type="gramEnd"/>
+      <w:r>
+        <w:t xml:space="preserve">, </w:t>
+      </w:r>
+      <w:proofErr w:type="spellStart"/>
+      <w:r>
+        <w:t>cat.nombre</w:t>
+      </w:r>
+      <w:proofErr w:type="spellEnd"/>
+    </w:p>
+    <w:p>
+      <w:r>
+        <w:t xml:space="preserve">HAVING </w:t>
+      </w:r>
       <w:proofErr w:type="gramStart"/>
       <w:r>
-        <w:t>cat.nombre</w:t>
-      </w:r>
-      <w:proofErr w:type="spellEnd"/>
+        <w:t>SUM(</w:t>
+      </w:r>
+      <w:proofErr w:type="spellStart"/>
       <w:proofErr w:type="gramEnd"/>
       <w:r>
-        <w:t xml:space="preserve">                          AS </w:t>
-      </w:r>
-      <w:proofErr w:type="spellStart"/>
-      <w:r>
-        <w:t>categoria</w:t>
-      </w:r>
-      <w:proofErr w:type="spellEnd"/>
-      <w:r>
-        <w:t>,</w:t>
-      </w:r>
-    </w:p>
-    <w:p>
-      <w:r>
-        <w:t xml:space="preserve">    </w:t>
-      </w:r>
-      <w:proofErr w:type="gramStart"/>
-      <w:r>
-        <w:t>COUNT(</w:t>
-      </w:r>
-      <w:proofErr w:type="gramEnd"/>
-      <w:r>
-        <w:t xml:space="preserve">DISTINCT </w:t>
-      </w:r>
-      <w:proofErr w:type="spellStart"/>
-      <w:r>
-        <w:t>p.id_pedido</w:t>
-      </w:r>
-      <w:proofErr w:type="spellEnd"/>
-      <w:r>
-        <w:t xml:space="preserve">)         AS </w:t>
-      </w:r>
-      <w:proofErr w:type="spellStart"/>
-      <w:r>
-        <w:t>num_pedidos</w:t>
-      </w:r>
-      <w:proofErr w:type="spellEnd"/>
-      <w:r>
-        <w:t>,</w:t>
-      </w:r>
-    </w:p>
-    <w:p>
-      <w:r>
-        <w:t xml:space="preserve">    </w:t>
-      </w:r>
-      <w:proofErr w:type="gramStart"/>
-      <w:r>
-        <w:t>COUNT(</w:t>
-      </w:r>
-      <w:proofErr w:type="gramEnd"/>
-      <w:r>
-        <w:t xml:space="preserve">DISTINCT </w:t>
-      </w:r>
-      <w:proofErr w:type="spellStart"/>
-      <w:r>
-        <w:t>p.id_cliente</w:t>
-      </w:r>
-      <w:proofErr w:type="spellEnd"/>
-      <w:r>
-        <w:t xml:space="preserve">)        AS </w:t>
-      </w:r>
-      <w:proofErr w:type="spellStart"/>
-      <w:r>
-        <w:t>clientes_distintos</w:t>
-      </w:r>
-      <w:proofErr w:type="spellEnd"/>
-      <w:r>
-        <w:t>,</w:t>
-      </w:r>
-    </w:p>
-    <w:p>
-      <w:r>
-        <w:t xml:space="preserve">    </w:t>
-      </w:r>
-      <w:proofErr w:type="gramStart"/>
-      <w:r>
-        <w:t>SUM(</w:t>
-      </w:r>
-      <w:proofErr w:type="spellStart"/>
-      <w:proofErr w:type="gramEnd"/>
-      <w:r>
         <w:t>dp.cantidad</w:t>
       </w:r>
       <w:proofErr w:type="spellEnd"/>
@@ -4976,7 +5104,12 @@
       </w:r>
       <w:proofErr w:type="spellEnd"/>
       <w:r>
-        <w:t xml:space="preserve">) AS </w:t>
+        <w:t>) &gt; 500000</w:t>
+      </w:r>
+    </w:p>
+    <w:p>
+      <w:r>
+        <w:t xml:space="preserve">ORDER BY </w:t>
       </w:r>
       <w:proofErr w:type="spellStart"/>
       <w:r>
@@ -4984,260 +5117,6 @@
       </w:r>
       <w:proofErr w:type="spellEnd"/>
       <w:r>
-        <w:t>,</w:t>
-      </w:r>
-    </w:p>
-    <w:p>
-      <w:r>
-        <w:t xml:space="preserve">    </w:t>
-      </w:r>
-      <w:proofErr w:type="gramStart"/>
-      <w:r>
-        <w:t>AVG(</w:t>
-      </w:r>
-      <w:proofErr w:type="spellStart"/>
-      <w:proofErr w:type="gramEnd"/>
-      <w:r>
-        <w:t>dp.cantidad</w:t>
-      </w:r>
-      <w:proofErr w:type="spellEnd"/>
-      <w:r>
-        <w:t xml:space="preserve"> * </w:t>
-      </w:r>
-      <w:proofErr w:type="spellStart"/>
-      <w:r>
-        <w:t>dp.precio_unidad</w:t>
-      </w:r>
-      <w:proofErr w:type="spellEnd"/>
-      <w:r>
-        <w:t xml:space="preserve">) AS </w:t>
-      </w:r>
-      <w:proofErr w:type="spellStart"/>
-      <w:r>
-        <w:t>ticket_promedio</w:t>
-      </w:r>
-      <w:proofErr w:type="spellEnd"/>
-    </w:p>
-    <w:p>
-      <w:r>
-        <w:t>FROM   clientes            c</w:t>
-      </w:r>
-    </w:p>
-    <w:p>
-      <w:r>
-        <w:t xml:space="preserve">JOIN   pedidos             p   ON </w:t>
-      </w:r>
-      <w:proofErr w:type="spellStart"/>
-      <w:r>
-        <w:t>c.id_cliente</w:t>
-      </w:r>
-      <w:proofErr w:type="spellEnd"/>
-      <w:r>
-        <w:t xml:space="preserve">   = </w:t>
-      </w:r>
-      <w:proofErr w:type="spellStart"/>
-      <w:r>
-        <w:t>p.id_cliente</w:t>
-      </w:r>
-      <w:proofErr w:type="spellEnd"/>
-    </w:p>
-    <w:p>
-      <w:r>
-        <w:t xml:space="preserve">JOIN   </w:t>
-      </w:r>
-      <w:proofErr w:type="spellStart"/>
-      <w:r>
-        <w:t>detalle_pedidos</w:t>
-      </w:r>
-      <w:proofErr w:type="spellEnd"/>
-      <w:r>
-        <w:t xml:space="preserve">     </w:t>
-      </w:r>
-      <w:proofErr w:type="spellStart"/>
-      <w:proofErr w:type="gramStart"/>
-      <w:r>
-        <w:t>dp</w:t>
-      </w:r>
-      <w:proofErr w:type="spellEnd"/>
-      <w:r>
-        <w:t xml:space="preserve">  ON</w:t>
-      </w:r>
-      <w:proofErr w:type="gramEnd"/>
-      <w:r>
-        <w:t xml:space="preserve"> </w:t>
-      </w:r>
-      <w:proofErr w:type="spellStart"/>
-      <w:r>
-        <w:t>p.id_pedido</w:t>
-      </w:r>
-      <w:proofErr w:type="spellEnd"/>
-      <w:r>
-        <w:t xml:space="preserve">    = </w:t>
-      </w:r>
-      <w:proofErr w:type="spellStart"/>
-      <w:r>
-        <w:t>dp.id_pedido</w:t>
-      </w:r>
-      <w:proofErr w:type="spellEnd"/>
-    </w:p>
-    <w:p>
-      <w:r>
-        <w:lastRenderedPageBreak/>
-        <w:t xml:space="preserve">JOIN   productos           </w:t>
-      </w:r>
-      <w:proofErr w:type="spellStart"/>
-      <w:proofErr w:type="gramStart"/>
-      <w:r>
-        <w:t>pr</w:t>
-      </w:r>
-      <w:proofErr w:type="spellEnd"/>
-      <w:r>
-        <w:t xml:space="preserve">  ON</w:t>
-      </w:r>
-      <w:proofErr w:type="gramEnd"/>
-      <w:r>
-        <w:t xml:space="preserve"> </w:t>
-      </w:r>
-      <w:proofErr w:type="spellStart"/>
-      <w:r>
-        <w:t>dp.id_producto</w:t>
-      </w:r>
-      <w:proofErr w:type="spellEnd"/>
-      <w:r>
-        <w:t xml:space="preserve"> = </w:t>
-      </w:r>
-      <w:proofErr w:type="spellStart"/>
-      <w:r>
-        <w:t>pr.id_producto</w:t>
-      </w:r>
-      <w:proofErr w:type="spellEnd"/>
-    </w:p>
-    <w:p>
-      <w:r>
-        <w:t xml:space="preserve">JOIN   </w:t>
-      </w:r>
-      <w:proofErr w:type="spellStart"/>
-      <w:r>
-        <w:t>categorias</w:t>
-      </w:r>
-      <w:proofErr w:type="spellEnd"/>
-      <w:r>
-        <w:t xml:space="preserve">          </w:t>
-      </w:r>
-      <w:proofErr w:type="spellStart"/>
-      <w:r>
-        <w:t>cat</w:t>
-      </w:r>
-      <w:proofErr w:type="spellEnd"/>
-      <w:r>
-        <w:t xml:space="preserve"> ON </w:t>
-      </w:r>
-      <w:proofErr w:type="spellStart"/>
-      <w:r>
-        <w:t>pr.id_categoria</w:t>
-      </w:r>
-      <w:proofErr w:type="spellEnd"/>
-      <w:r>
-        <w:t xml:space="preserve">= </w:t>
-      </w:r>
-      <w:proofErr w:type="spellStart"/>
-      <w:r>
-        <w:t>cat.id_categoria</w:t>
-      </w:r>
-      <w:proofErr w:type="spellEnd"/>
-    </w:p>
-    <w:p>
-      <w:proofErr w:type="gramStart"/>
-      <w:r>
-        <w:t xml:space="preserve">WHERE  </w:t>
-      </w:r>
-      <w:proofErr w:type="spellStart"/>
-      <w:r>
-        <w:t>p</w:t>
-      </w:r>
-      <w:proofErr w:type="gramEnd"/>
-      <w:r>
-        <w:t>.estado</w:t>
-      </w:r>
-      <w:proofErr w:type="spellEnd"/>
-      <w:r>
-        <w:t xml:space="preserve"> = 'completado'</w:t>
-      </w:r>
-    </w:p>
-    <w:p>
-      <w:r>
-        <w:t>AND    YEAR(</w:t>
-      </w:r>
-      <w:proofErr w:type="spellStart"/>
-      <w:proofErr w:type="gramStart"/>
-      <w:r>
-        <w:t>p.fecha</w:t>
-      </w:r>
-      <w:proofErr w:type="gramEnd"/>
-      <w:r>
-        <w:t>_pedido</w:t>
-      </w:r>
-      <w:proofErr w:type="spellEnd"/>
-      <w:r>
-        <w:t>) = 2024</w:t>
-      </w:r>
-    </w:p>
-    <w:p>
-      <w:r>
-        <w:t xml:space="preserve">GROUP BY </w:t>
-      </w:r>
-      <w:proofErr w:type="spellStart"/>
-      <w:proofErr w:type="gramStart"/>
-      <w:r>
-        <w:t>c.ciudad</w:t>
-      </w:r>
-      <w:proofErr w:type="spellEnd"/>
-      <w:proofErr w:type="gramEnd"/>
-      <w:r>
-        <w:t xml:space="preserve">, </w:t>
-      </w:r>
-      <w:proofErr w:type="spellStart"/>
-      <w:r>
-        <w:t>cat.nombre</w:t>
-      </w:r>
-      <w:proofErr w:type="spellEnd"/>
-    </w:p>
-    <w:p>
-      <w:r>
-        <w:t xml:space="preserve">HAVING </w:t>
-      </w:r>
-      <w:proofErr w:type="gramStart"/>
-      <w:r>
-        <w:t>SUM(</w:t>
-      </w:r>
-      <w:proofErr w:type="spellStart"/>
-      <w:proofErr w:type="gramEnd"/>
-      <w:r>
-        <w:t>dp.cantidad</w:t>
-      </w:r>
-      <w:proofErr w:type="spellEnd"/>
-      <w:r>
-        <w:t xml:space="preserve"> * </w:t>
-      </w:r>
-      <w:proofErr w:type="spellStart"/>
-      <w:r>
-        <w:t>dp.precio_unidad</w:t>
-      </w:r>
-      <w:proofErr w:type="spellEnd"/>
-      <w:r>
-        <w:t>) &gt; 500000</w:t>
-      </w:r>
-    </w:p>
-    <w:p>
-      <w:r>
-        <w:t xml:space="preserve">ORDER BY </w:t>
-      </w:r>
-      <w:proofErr w:type="spellStart"/>
-      <w:r>
-        <w:t>ventas_brutas</w:t>
-      </w:r>
-      <w:proofErr w:type="spellEnd"/>
-      <w:r>
         <w:t xml:space="preserve"> DESC;</w:t>
       </w:r>
     </w:p>
@@ -5249,19 +5128,9 @@
     </w:p>
     <w:p>
       <w:pPr>
-        <w:spacing w:before="0" w:after="160" w:line="259" w:lineRule="auto"/>
-        <w:ind w:firstLine="0"/>
-      </w:pPr>
-      <w:r>
-        <w:br w:type="page"/>
-      </w:r>
-    </w:p>
-    <w:p>
-      <w:pPr>
         <w:pStyle w:val="Figura"/>
       </w:pPr>
       <w:r>
-        <w:lastRenderedPageBreak/>
         <w:t xml:space="preserve"> Orden de procesamiento lógico interno del comando SELECT</w:t>
       </w:r>
     </w:p>
@@ -5554,7 +5423,6 @@
               <w:pStyle w:val="TextoTablas"/>
             </w:pPr>
             <w:r>
-              <w:lastRenderedPageBreak/>
               <w:t>3 - Filtrado.</w:t>
             </w:r>
           </w:p>
@@ -5975,6 +5843,7 @@
               <w:pStyle w:val="TextoTablas"/>
             </w:pPr>
             <w:r>
+              <w:lastRenderedPageBreak/>
               <w:t>10 - Completo.</w:t>
             </w:r>
           </w:p>
@@ -6120,7 +5989,13 @@
     </w:p>
     <w:p>
       <w:r>
-        <w:t>Las palabras clave ALL y DISTINCT son modificadores que se colocan inmediatamente después de la palabra SELECT y controlan si el resultado de la consulta incluye o no filas duplicadas. Ambas se pueden representan lo siguiente:</w:t>
+        <w:t xml:space="preserve">Las palabras clave ALL y DISTINCT son modificadores que se colocan inmediatamente después de la palabra SELECT y controlan si el resultado de la consulta incluye o no filas duplicadas. </w:t>
+      </w:r>
+      <w:r>
+        <w:t>Ambas pueden representar lo siguiente:</w:t>
+      </w:r>
+      <w:r>
+        <w:t xml:space="preserve"> </w:t>
       </w:r>
     </w:p>
     <w:p>
@@ -6128,7 +6003,7 @@
         <w:pStyle w:val="Prrafodelista"/>
         <w:numPr>
           <w:ilvl w:val="0"/>
-          <w:numId w:val="28"/>
+          <w:numId w:val="45"/>
         </w:numPr>
       </w:pPr>
       <w:r>
@@ -23586,22 +23461,11 @@
       <w:bookmarkEnd w:id="20"/>
     </w:p>
     <w:p>
-      <w:r>
+      <w:pPr>
         <w:rPr>
           <w:b/>
           <w:bCs/>
         </w:rPr>
-        <w:t>Agregación:</w:t>
-      </w:r>
-      <w:r>
-        <w:t xml:space="preserve"> operación SQL que calcula un único valor resumen (suma, promedio, conteo, máximo, mínimo) sobre un conjunto de filas mediante las funciones COUNT, SUM, AVG, MAX y MIN, usualmente en combinación con la cláusula GROUP BY para obtener resultados por grupos de datos.</w:t>
-      </w:r>
-    </w:p>
-    <w:p>
-      <w:pPr>
-        <w:rPr>
-          <w:bCs/>
-        </w:rPr>
       </w:pPr>
       <w:r>
         <w:rPr>
@@ -23695,6 +23559,18 @@
           <w:bCs/>
         </w:rPr>
         <w:t>).</w:t>
+      </w:r>
+    </w:p>
+    <w:p>
+      <w:r>
+        <w:rPr>
+          <w:b/>
+          <w:bCs/>
+        </w:rPr>
+        <w:t>Agregación:</w:t>
+      </w:r>
+      <w:r>
+        <w:t xml:space="preserve"> operación SQL que calcula un único valor resumen (suma, promedio, conteo, máximo, mínimo) sobre un conjunto de filas mediante las funciones COUNT, SUM, AVG, MAX y MIN, usualmente en combinación con la cláusula GROUP BY para obtener resultados por grupos de datos.</w:t>
       </w:r>
     </w:p>
     <w:p>
@@ -25817,6 +25693,119 @@
     </w:lvl>
   </w:abstractNum>
   <w:abstractNum w:abstractNumId="5" w15:restartNumberingAfterBreak="0">
+    <w:nsid w:val="0BF57502"/>
+    <w:multiLevelType w:val="hybridMultilevel"/>
+    <w:tmpl w:val="196482F0"/>
+    <w:lvl w:ilvl="0" w:tplc="240A0001">
+      <w:start w:val="1"/>
+      <w:numFmt w:val="bullet"/>
+      <w:lvlText w:val=""/>
+      <w:lvlJc w:val="left"/>
+      <w:pPr>
+        <w:ind w:left="1429" w:hanging="360"/>
+      </w:pPr>
+      <w:rPr>
+        <w:rFonts w:ascii="Symbol" w:hAnsi="Symbol" w:hint="default"/>
+      </w:rPr>
+    </w:lvl>
+    <w:lvl w:ilvl="1" w:tplc="240A0003" w:tentative="1">
+      <w:start w:val="1"/>
+      <w:numFmt w:val="bullet"/>
+      <w:lvlText w:val="o"/>
+      <w:lvlJc w:val="left"/>
+      <w:pPr>
+        <w:ind w:left="2149" w:hanging="360"/>
+      </w:pPr>
+      <w:rPr>
+        <w:rFonts w:ascii="Courier New" w:hAnsi="Courier New" w:cs="Courier New" w:hint="default"/>
+      </w:rPr>
+    </w:lvl>
+    <w:lvl w:ilvl="2" w:tplc="240A0005" w:tentative="1">
+      <w:start w:val="1"/>
+      <w:numFmt w:val="bullet"/>
+      <w:lvlText w:val=""/>
+      <w:lvlJc w:val="left"/>
+      <w:pPr>
+        <w:ind w:left="2869" w:hanging="360"/>
+      </w:pPr>
+      <w:rPr>
+        <w:rFonts w:ascii="Wingdings" w:hAnsi="Wingdings" w:hint="default"/>
+      </w:rPr>
+    </w:lvl>
+    <w:lvl w:ilvl="3" w:tplc="240A0001" w:tentative="1">
+      <w:start w:val="1"/>
+      <w:numFmt w:val="bullet"/>
+      <w:lvlText w:val=""/>
+      <w:lvlJc w:val="left"/>
+      <w:pPr>
+        <w:ind w:left="3589" w:hanging="360"/>
+      </w:pPr>
+      <w:rPr>
+        <w:rFonts w:ascii="Symbol" w:hAnsi="Symbol" w:hint="default"/>
+      </w:rPr>
+    </w:lvl>
+    <w:lvl w:ilvl="4" w:tplc="240A0003" w:tentative="1">
+      <w:start w:val="1"/>
+      <w:numFmt w:val="bullet"/>
+      <w:lvlText w:val="o"/>
+      <w:lvlJc w:val="left"/>
+      <w:pPr>
+        <w:ind w:left="4309" w:hanging="360"/>
+      </w:pPr>
+      <w:rPr>
+        <w:rFonts w:ascii="Courier New" w:hAnsi="Courier New" w:cs="Courier New" w:hint="default"/>
+      </w:rPr>
+    </w:lvl>
+    <w:lvl w:ilvl="5" w:tplc="240A0005" w:tentative="1">
+      <w:start w:val="1"/>
+      <w:numFmt w:val="bullet"/>
+      <w:lvlText w:val=""/>
+      <w:lvlJc w:val="left"/>
+      <w:pPr>
+        <w:ind w:left="5029" w:hanging="360"/>
+      </w:pPr>
+      <w:rPr>
+        <w:rFonts w:ascii="Wingdings" w:hAnsi="Wingdings" w:hint="default"/>
+      </w:rPr>
+    </w:lvl>
+    <w:lvl w:ilvl="6" w:tplc="240A0001" w:tentative="1">
+      <w:start w:val="1"/>
+      <w:numFmt w:val="bullet"/>
+      <w:lvlText w:val=""/>
+      <w:lvlJc w:val="left"/>
+      <w:pPr>
+        <w:ind w:left="5749" w:hanging="360"/>
+      </w:pPr>
+      <w:rPr>
+        <w:rFonts w:ascii="Symbol" w:hAnsi="Symbol" w:hint="default"/>
+      </w:rPr>
+    </w:lvl>
+    <w:lvl w:ilvl="7" w:tplc="240A0003" w:tentative="1">
+      <w:start w:val="1"/>
+      <w:numFmt w:val="bullet"/>
+      <w:lvlText w:val="o"/>
+      <w:lvlJc w:val="left"/>
+      <w:pPr>
+        <w:ind w:left="6469" w:hanging="360"/>
+      </w:pPr>
+      <w:rPr>
+        <w:rFonts w:ascii="Courier New" w:hAnsi="Courier New" w:cs="Courier New" w:hint="default"/>
+      </w:rPr>
+    </w:lvl>
+    <w:lvl w:ilvl="8" w:tplc="240A0005" w:tentative="1">
+      <w:start w:val="1"/>
+      <w:numFmt w:val="bullet"/>
+      <w:lvlText w:val=""/>
+      <w:lvlJc w:val="left"/>
+      <w:pPr>
+        <w:ind w:left="7189" w:hanging="360"/>
+      </w:pPr>
+      <w:rPr>
+        <w:rFonts w:ascii="Wingdings" w:hAnsi="Wingdings" w:hint="default"/>
+      </w:rPr>
+    </w:lvl>
+  </w:abstractNum>
+  <w:abstractNum w:abstractNumId="6" w15:restartNumberingAfterBreak="0">
     <w:nsid w:val="12061DC4"/>
     <w:multiLevelType w:val="hybridMultilevel"/>
     <w:tmpl w:val="56205AD0"/>
@@ -25929,7 +25918,7 @@
       </w:rPr>
     </w:lvl>
   </w:abstractNum>
-  <w:abstractNum w:abstractNumId="6" w15:restartNumberingAfterBreak="0">
+  <w:abstractNum w:abstractNumId="7" w15:restartNumberingAfterBreak="0">
     <w:nsid w:val="14F0786A"/>
     <w:multiLevelType w:val="hybridMultilevel"/>
     <w:tmpl w:val="DECA6468"/>
@@ -26042,7 +26031,7 @@
       </w:rPr>
     </w:lvl>
   </w:abstractNum>
-  <w:abstractNum w:abstractNumId="7" w15:restartNumberingAfterBreak="0">
+  <w:abstractNum w:abstractNumId="8" w15:restartNumberingAfterBreak="0">
     <w:nsid w:val="1F40090F"/>
     <w:multiLevelType w:val="hybridMultilevel"/>
     <w:tmpl w:val="6D70D016"/>
@@ -26155,7 +26144,7 @@
       </w:rPr>
     </w:lvl>
   </w:abstractNum>
-  <w:abstractNum w:abstractNumId="8" w15:restartNumberingAfterBreak="0">
+  <w:abstractNum w:abstractNumId="9" w15:restartNumberingAfterBreak="0">
     <w:nsid w:val="203F4C7A"/>
     <w:multiLevelType w:val="hybridMultilevel"/>
     <w:tmpl w:val="FDCAD340"/>
@@ -26268,7 +26257,7 @@
       </w:rPr>
     </w:lvl>
   </w:abstractNum>
-  <w:abstractNum w:abstractNumId="9" w15:restartNumberingAfterBreak="0">
+  <w:abstractNum w:abstractNumId="10" w15:restartNumberingAfterBreak="0">
     <w:nsid w:val="20412563"/>
     <w:multiLevelType w:val="hybridMultilevel"/>
     <w:tmpl w:val="F4CE168C"/>
@@ -26381,7 +26370,7 @@
       </w:rPr>
     </w:lvl>
   </w:abstractNum>
-  <w:abstractNum w:abstractNumId="10" w15:restartNumberingAfterBreak="0">
+  <w:abstractNum w:abstractNumId="11" w15:restartNumberingAfterBreak="0">
     <w:nsid w:val="21A1524E"/>
     <w:multiLevelType w:val="hybridMultilevel"/>
     <w:tmpl w:val="A49447E2"/>
@@ -26467,7 +26456,7 @@
       </w:pPr>
     </w:lvl>
   </w:abstractNum>
-  <w:abstractNum w:abstractNumId="11" w15:restartNumberingAfterBreak="0">
+  <w:abstractNum w:abstractNumId="12" w15:restartNumberingAfterBreak="0">
     <w:nsid w:val="264A0D39"/>
     <w:multiLevelType w:val="hybridMultilevel"/>
     <w:tmpl w:val="DBCE14BC"/>
@@ -26580,7 +26569,7 @@
       </w:rPr>
     </w:lvl>
   </w:abstractNum>
-  <w:abstractNum w:abstractNumId="12" w15:restartNumberingAfterBreak="0">
+  <w:abstractNum w:abstractNumId="13" w15:restartNumberingAfterBreak="0">
     <w:nsid w:val="27412B07"/>
     <w:multiLevelType w:val="hybridMultilevel"/>
     <w:tmpl w:val="9FDADF5E"/>
@@ -26671,7 +26660,7 @@
       </w:pPr>
     </w:lvl>
   </w:abstractNum>
-  <w:abstractNum w:abstractNumId="13" w15:restartNumberingAfterBreak="0">
+  <w:abstractNum w:abstractNumId="14" w15:restartNumberingAfterBreak="0">
     <w:nsid w:val="27AE7AE0"/>
     <w:multiLevelType w:val="hybridMultilevel"/>
     <w:tmpl w:val="7C30D7EC"/>
@@ -26784,7 +26773,7 @@
       </w:rPr>
     </w:lvl>
   </w:abstractNum>
-  <w:abstractNum w:abstractNumId="14" w15:restartNumberingAfterBreak="0">
+  <w:abstractNum w:abstractNumId="15" w15:restartNumberingAfterBreak="0">
     <w:nsid w:val="2B8B24C5"/>
     <w:multiLevelType w:val="hybridMultilevel"/>
     <w:tmpl w:val="71B46336"/>
@@ -26870,7 +26859,7 @@
       </w:pPr>
     </w:lvl>
   </w:abstractNum>
-  <w:abstractNum w:abstractNumId="15" w15:restartNumberingAfterBreak="0">
+  <w:abstractNum w:abstractNumId="16" w15:restartNumberingAfterBreak="0">
     <w:nsid w:val="2BAF0ADF"/>
     <w:multiLevelType w:val="hybridMultilevel"/>
     <w:tmpl w:val="A0DA3CA6"/>
@@ -26983,7 +26972,7 @@
       </w:rPr>
     </w:lvl>
   </w:abstractNum>
-  <w:abstractNum w:abstractNumId="16" w15:restartNumberingAfterBreak="0">
+  <w:abstractNum w:abstractNumId="17" w15:restartNumberingAfterBreak="0">
     <w:nsid w:val="368E176E"/>
     <w:multiLevelType w:val="hybridMultilevel"/>
     <w:tmpl w:val="BDF054FE"/>
@@ -27077,7 +27066,7 @@
       </w:pPr>
     </w:lvl>
   </w:abstractNum>
-  <w:abstractNum w:abstractNumId="17" w15:restartNumberingAfterBreak="0">
+  <w:abstractNum w:abstractNumId="18" w15:restartNumberingAfterBreak="0">
     <w:nsid w:val="3BE73FF1"/>
     <w:multiLevelType w:val="hybridMultilevel"/>
     <w:tmpl w:val="764E251A"/>
@@ -27190,7 +27179,7 @@
       </w:rPr>
     </w:lvl>
   </w:abstractNum>
-  <w:abstractNum w:abstractNumId="18" w15:restartNumberingAfterBreak="0">
+  <w:abstractNum w:abstractNumId="19" w15:restartNumberingAfterBreak="0">
     <w:nsid w:val="3DDF6562"/>
     <w:multiLevelType w:val="multilevel"/>
     <w:tmpl w:val="6C7AF928"/>
@@ -27311,7 +27300,7 @@
       </w:rPr>
     </w:lvl>
   </w:abstractNum>
-  <w:abstractNum w:abstractNumId="19" w15:restartNumberingAfterBreak="0">
+  <w:abstractNum w:abstractNumId="20" w15:restartNumberingAfterBreak="0">
     <w:nsid w:val="40607099"/>
     <w:multiLevelType w:val="hybridMultilevel"/>
     <w:tmpl w:val="BBB45DF0"/>
@@ -27424,7 +27413,7 @@
       </w:rPr>
     </w:lvl>
   </w:abstractNum>
-  <w:abstractNum w:abstractNumId="20" w15:restartNumberingAfterBreak="0">
+  <w:abstractNum w:abstractNumId="21" w15:restartNumberingAfterBreak="0">
     <w:nsid w:val="40943702"/>
     <w:multiLevelType w:val="hybridMultilevel"/>
     <w:tmpl w:val="94D6612A"/>
@@ -27537,7 +27526,7 @@
       </w:rPr>
     </w:lvl>
   </w:abstractNum>
-  <w:abstractNum w:abstractNumId="21" w15:restartNumberingAfterBreak="0">
+  <w:abstractNum w:abstractNumId="22" w15:restartNumberingAfterBreak="0">
     <w:nsid w:val="41A17A19"/>
     <w:multiLevelType w:val="hybridMultilevel"/>
     <w:tmpl w:val="DA5A3DD6"/>
@@ -27650,7 +27639,7 @@
       </w:rPr>
     </w:lvl>
   </w:abstractNum>
-  <w:abstractNum w:abstractNumId="22" w15:restartNumberingAfterBreak="0">
+  <w:abstractNum w:abstractNumId="23" w15:restartNumberingAfterBreak="0">
     <w:nsid w:val="43CD5A89"/>
     <w:multiLevelType w:val="hybridMultilevel"/>
     <w:tmpl w:val="2AEE44C8"/>
@@ -27763,7 +27752,7 @@
       </w:rPr>
     </w:lvl>
   </w:abstractNum>
-  <w:abstractNum w:abstractNumId="23" w15:restartNumberingAfterBreak="0">
+  <w:abstractNum w:abstractNumId="24" w15:restartNumberingAfterBreak="0">
     <w:nsid w:val="4CC60B2C"/>
     <w:multiLevelType w:val="hybridMultilevel"/>
     <w:tmpl w:val="A26CA060"/>
@@ -27849,7 +27838,7 @@
       </w:pPr>
     </w:lvl>
   </w:abstractNum>
-  <w:abstractNum w:abstractNumId="24" w15:restartNumberingAfterBreak="0">
+  <w:abstractNum w:abstractNumId="25" w15:restartNumberingAfterBreak="0">
     <w:nsid w:val="4CFD487B"/>
     <w:multiLevelType w:val="hybridMultilevel"/>
     <w:tmpl w:val="6FFEC5A0"/>
@@ -27938,7 +27927,7 @@
       </w:pPr>
     </w:lvl>
   </w:abstractNum>
-  <w:abstractNum w:abstractNumId="25" w15:restartNumberingAfterBreak="0">
+  <w:abstractNum w:abstractNumId="26" w15:restartNumberingAfterBreak="0">
     <w:nsid w:val="4D4C287F"/>
     <w:multiLevelType w:val="hybridMultilevel"/>
     <w:tmpl w:val="79ECBC36"/>
@@ -28051,7 +28040,7 @@
       </w:rPr>
     </w:lvl>
   </w:abstractNum>
-  <w:abstractNum w:abstractNumId="26" w15:restartNumberingAfterBreak="0">
+  <w:abstractNum w:abstractNumId="27" w15:restartNumberingAfterBreak="0">
     <w:nsid w:val="4EBE1EF6"/>
     <w:multiLevelType w:val="hybridMultilevel"/>
     <w:tmpl w:val="AF3C2E24"/>
@@ -28142,7 +28131,7 @@
       </w:pPr>
     </w:lvl>
   </w:abstractNum>
-  <w:abstractNum w:abstractNumId="27" w15:restartNumberingAfterBreak="0">
+  <w:abstractNum w:abstractNumId="28" w15:restartNumberingAfterBreak="0">
     <w:nsid w:val="516855CE"/>
     <w:multiLevelType w:val="hybridMultilevel"/>
     <w:tmpl w:val="FDB0EDDC"/>
@@ -28255,7 +28244,7 @@
       </w:rPr>
     </w:lvl>
   </w:abstractNum>
-  <w:abstractNum w:abstractNumId="28" w15:restartNumberingAfterBreak="0">
+  <w:abstractNum w:abstractNumId="29" w15:restartNumberingAfterBreak="0">
     <w:nsid w:val="54A91842"/>
     <w:multiLevelType w:val="hybridMultilevel"/>
     <w:tmpl w:val="A9465D44"/>
@@ -28368,7 +28357,7 @@
       </w:rPr>
     </w:lvl>
   </w:abstractNum>
-  <w:abstractNum w:abstractNumId="29" w15:restartNumberingAfterBreak="0">
+  <w:abstractNum w:abstractNumId="30" w15:restartNumberingAfterBreak="0">
     <w:nsid w:val="558A6954"/>
     <w:multiLevelType w:val="hybridMultilevel"/>
     <w:tmpl w:val="F48AD82E"/>
@@ -28481,7 +28470,7 @@
       </w:rPr>
     </w:lvl>
   </w:abstractNum>
-  <w:abstractNum w:abstractNumId="30" w15:restartNumberingAfterBreak="0">
+  <w:abstractNum w:abstractNumId="31" w15:restartNumberingAfterBreak="0">
     <w:nsid w:val="567C08FD"/>
     <w:multiLevelType w:val="hybridMultilevel"/>
     <w:tmpl w:val="BCBC01DC"/>
@@ -28567,7 +28556,7 @@
       </w:pPr>
     </w:lvl>
   </w:abstractNum>
-  <w:abstractNum w:abstractNumId="31" w15:restartNumberingAfterBreak="0">
+  <w:abstractNum w:abstractNumId="32" w15:restartNumberingAfterBreak="0">
     <w:nsid w:val="577F79A8"/>
     <w:multiLevelType w:val="hybridMultilevel"/>
     <w:tmpl w:val="FE6C2E82"/>
@@ -28680,7 +28669,7 @@
       </w:rPr>
     </w:lvl>
   </w:abstractNum>
-  <w:abstractNum w:abstractNumId="32" w15:restartNumberingAfterBreak="0">
+  <w:abstractNum w:abstractNumId="33" w15:restartNumberingAfterBreak="0">
     <w:nsid w:val="5ADD17D0"/>
     <w:multiLevelType w:val="hybridMultilevel"/>
     <w:tmpl w:val="85BAD260"/>
@@ -28770,7 +28759,7 @@
       </w:pPr>
     </w:lvl>
   </w:abstractNum>
-  <w:abstractNum w:abstractNumId="33" w15:restartNumberingAfterBreak="0">
+  <w:abstractNum w:abstractNumId="34" w15:restartNumberingAfterBreak="0">
     <w:nsid w:val="62C61E82"/>
     <w:multiLevelType w:val="hybridMultilevel"/>
     <w:tmpl w:val="30AEDCBE"/>
@@ -28856,7 +28845,7 @@
       </w:pPr>
     </w:lvl>
   </w:abstractNum>
-  <w:abstractNum w:abstractNumId="34" w15:restartNumberingAfterBreak="0">
+  <w:abstractNum w:abstractNumId="35" w15:restartNumberingAfterBreak="0">
     <w:nsid w:val="62F5249F"/>
     <w:multiLevelType w:val="hybridMultilevel"/>
     <w:tmpl w:val="4538DEC4"/>
@@ -28969,7 +28958,7 @@
       </w:rPr>
     </w:lvl>
   </w:abstractNum>
-  <w:abstractNum w:abstractNumId="35" w15:restartNumberingAfterBreak="0">
+  <w:abstractNum w:abstractNumId="36" w15:restartNumberingAfterBreak="0">
     <w:nsid w:val="63475616"/>
     <w:multiLevelType w:val="hybridMultilevel"/>
     <w:tmpl w:val="2026A6B8"/>
@@ -29055,7 +29044,7 @@
       </w:pPr>
     </w:lvl>
   </w:abstractNum>
-  <w:abstractNum w:abstractNumId="36" w15:restartNumberingAfterBreak="0">
+  <w:abstractNum w:abstractNumId="37" w15:restartNumberingAfterBreak="0">
     <w:nsid w:val="6AD25110"/>
     <w:multiLevelType w:val="hybridMultilevel"/>
     <w:tmpl w:val="1884BFEA"/>
@@ -29168,7 +29157,7 @@
       </w:rPr>
     </w:lvl>
   </w:abstractNum>
-  <w:abstractNum w:abstractNumId="37" w15:restartNumberingAfterBreak="0">
+  <w:abstractNum w:abstractNumId="38" w15:restartNumberingAfterBreak="0">
     <w:nsid w:val="6BCD72C4"/>
     <w:multiLevelType w:val="hybridMultilevel"/>
     <w:tmpl w:val="91A270AC"/>
@@ -29254,7 +29243,7 @@
       </w:pPr>
     </w:lvl>
   </w:abstractNum>
-  <w:abstractNum w:abstractNumId="38" w15:restartNumberingAfterBreak="0">
+  <w:abstractNum w:abstractNumId="39" w15:restartNumberingAfterBreak="0">
     <w:nsid w:val="6F8E5FB1"/>
     <w:multiLevelType w:val="hybridMultilevel"/>
     <w:tmpl w:val="A6023FF4"/>
@@ -29367,7 +29356,7 @@
       </w:rPr>
     </w:lvl>
   </w:abstractNum>
-  <w:abstractNum w:abstractNumId="39" w15:restartNumberingAfterBreak="0">
+  <w:abstractNum w:abstractNumId="40" w15:restartNumberingAfterBreak="0">
     <w:nsid w:val="72C376A0"/>
     <w:multiLevelType w:val="hybridMultilevel"/>
     <w:tmpl w:val="3692CE3E"/>
@@ -29480,7 +29469,7 @@
       </w:rPr>
     </w:lvl>
   </w:abstractNum>
-  <w:abstractNum w:abstractNumId="40" w15:restartNumberingAfterBreak="0">
+  <w:abstractNum w:abstractNumId="41" w15:restartNumberingAfterBreak="0">
     <w:nsid w:val="75E40D23"/>
     <w:multiLevelType w:val="hybridMultilevel"/>
     <w:tmpl w:val="63A2DAAC"/>
@@ -29593,7 +29582,7 @@
       </w:rPr>
     </w:lvl>
   </w:abstractNum>
-  <w:abstractNum w:abstractNumId="41" w15:restartNumberingAfterBreak="0">
+  <w:abstractNum w:abstractNumId="42" w15:restartNumberingAfterBreak="0">
     <w:nsid w:val="7608754E"/>
     <w:multiLevelType w:val="hybridMultilevel"/>
     <w:tmpl w:val="03121174"/>
@@ -29679,7 +29668,7 @@
       </w:pPr>
     </w:lvl>
   </w:abstractNum>
-  <w:abstractNum w:abstractNumId="42" w15:restartNumberingAfterBreak="0">
+  <w:abstractNum w:abstractNumId="43" w15:restartNumberingAfterBreak="0">
     <w:nsid w:val="76AA37E4"/>
     <w:multiLevelType w:val="hybridMultilevel"/>
     <w:tmpl w:val="ED544C7A"/>
@@ -29792,7 +29781,7 @@
       </w:rPr>
     </w:lvl>
   </w:abstractNum>
-  <w:abstractNum w:abstractNumId="43" w15:restartNumberingAfterBreak="0">
+  <w:abstractNum w:abstractNumId="44" w15:restartNumberingAfterBreak="0">
     <w:nsid w:val="7C4943EE"/>
     <w:multiLevelType w:val="hybridMultilevel"/>
     <w:tmpl w:val="A58EA9AA"/>
@@ -29909,43 +29898,43 @@
     <w:abstractNumId w:val="0"/>
   </w:num>
   <w:num w:numId="2">
+    <w:abstractNumId w:val="13"/>
+  </w:num>
+  <w:num w:numId="3">
+    <w:abstractNumId w:val="27"/>
+  </w:num>
+  <w:num w:numId="4">
+    <w:abstractNumId w:val="17"/>
+  </w:num>
+  <w:num w:numId="5">
+    <w:abstractNumId w:val="19"/>
+  </w:num>
+  <w:num w:numId="6">
+    <w:abstractNumId w:val="14"/>
+  </w:num>
+  <w:num w:numId="7">
+    <w:abstractNumId w:val="30"/>
+  </w:num>
+  <w:num w:numId="8">
+    <w:abstractNumId w:val="20"/>
+  </w:num>
+  <w:num w:numId="9">
+    <w:abstractNumId w:val="8"/>
+  </w:num>
+  <w:num w:numId="10">
+    <w:abstractNumId w:val="44"/>
+  </w:num>
+  <w:num w:numId="11">
+    <w:abstractNumId w:val="16"/>
+  </w:num>
+  <w:num w:numId="12">
+    <w:abstractNumId w:val="18"/>
+  </w:num>
+  <w:num w:numId="13">
     <w:abstractNumId w:val="12"/>
   </w:num>
-  <w:num w:numId="3">
-    <w:abstractNumId w:val="26"/>
-  </w:num>
-  <w:num w:numId="4">
-    <w:abstractNumId w:val="16"/>
-  </w:num>
-  <w:num w:numId="5">
-    <w:abstractNumId w:val="18"/>
-  </w:num>
-  <w:num w:numId="6">
-    <w:abstractNumId w:val="13"/>
-  </w:num>
-  <w:num w:numId="7">
-    <w:abstractNumId w:val="29"/>
-  </w:num>
-  <w:num w:numId="8">
-    <w:abstractNumId w:val="19"/>
-  </w:num>
-  <w:num w:numId="9">
+  <w:num w:numId="14">
     <w:abstractNumId w:val="7"/>
-  </w:num>
-  <w:num w:numId="10">
-    <w:abstractNumId w:val="43"/>
-  </w:num>
-  <w:num w:numId="11">
-    <w:abstractNumId w:val="15"/>
-  </w:num>
-  <w:num w:numId="12">
-    <w:abstractNumId w:val="17"/>
-  </w:num>
-  <w:num w:numId="13">
-    <w:abstractNumId w:val="11"/>
-  </w:num>
-  <w:num w:numId="14">
-    <w:abstractNumId w:val="6"/>
   </w:num>
   <w:num w:numId="15">
     <w:abstractNumId w:val="1"/>
@@ -29954,88 +29943,91 @@
     <w:abstractNumId w:val="4"/>
   </w:num>
   <w:num w:numId="17">
-    <w:abstractNumId w:val="8"/>
+    <w:abstractNumId w:val="9"/>
   </w:num>
   <w:num w:numId="18">
+    <w:abstractNumId w:val="32"/>
+  </w:num>
+  <w:num w:numId="19">
+    <w:abstractNumId w:val="23"/>
+  </w:num>
+  <w:num w:numId="20">
+    <w:abstractNumId w:val="26"/>
+  </w:num>
+  <w:num w:numId="21">
+    <w:abstractNumId w:val="33"/>
+  </w:num>
+  <w:num w:numId="22">
+    <w:abstractNumId w:val="6"/>
+  </w:num>
+  <w:num w:numId="23">
+    <w:abstractNumId w:val="40"/>
+  </w:num>
+  <w:num w:numId="24">
+    <w:abstractNumId w:val="25"/>
+  </w:num>
+  <w:num w:numId="25">
+    <w:abstractNumId w:val="22"/>
+  </w:num>
+  <w:num w:numId="26">
+    <w:abstractNumId w:val="42"/>
+  </w:num>
+  <w:num w:numId="27">
     <w:abstractNumId w:val="31"/>
   </w:num>
-  <w:num w:numId="19">
-    <w:abstractNumId w:val="22"/>
+  <w:num w:numId="28">
+    <w:abstractNumId w:val="10"/>
   </w:num>
-  <w:num w:numId="20">
-    <w:abstractNumId w:val="25"/>
+  <w:num w:numId="29">
+    <w:abstractNumId w:val="21"/>
   </w:num>
-  <w:num w:numId="21">
-    <w:abstractNumId w:val="32"/>
+  <w:num w:numId="30">
+    <w:abstractNumId w:val="29"/>
   </w:num>
-  <w:num w:numId="22">
-    <w:abstractNumId w:val="5"/>
+  <w:num w:numId="31">
+    <w:abstractNumId w:val="24"/>
   </w:num>
-  <w:num w:numId="23">
+  <w:num w:numId="32">
     <w:abstractNumId w:val="39"/>
   </w:num>
-  <w:num w:numId="24">
-    <w:abstractNumId w:val="24"/>
-  </w:num>
-  <w:num w:numId="25">
-    <w:abstractNumId w:val="21"/>
-  </w:num>
-  <w:num w:numId="26">
-    <w:abstractNumId w:val="41"/>
-  </w:num>
-  <w:num w:numId="27">
-    <w:abstractNumId w:val="30"/>
-  </w:num>
-  <w:num w:numId="28">
-    <w:abstractNumId w:val="9"/>
-  </w:num>
-  <w:num w:numId="29">
-    <w:abstractNumId w:val="20"/>
-  </w:num>
-  <w:num w:numId="30">
-    <w:abstractNumId w:val="28"/>
-  </w:num>
-  <w:num w:numId="31">
-    <w:abstractNumId w:val="23"/>
-  </w:num>
-  <w:num w:numId="32">
+  <w:num w:numId="33">
     <w:abstractNumId w:val="38"/>
-  </w:num>
-  <w:num w:numId="33">
-    <w:abstractNumId w:val="37"/>
   </w:num>
   <w:num w:numId="34">
     <w:abstractNumId w:val="2"/>
   </w:num>
   <w:num w:numId="35">
-    <w:abstractNumId w:val="40"/>
+    <w:abstractNumId w:val="41"/>
   </w:num>
   <w:num w:numId="36">
-    <w:abstractNumId w:val="14"/>
+    <w:abstractNumId w:val="15"/>
   </w:num>
   <w:num w:numId="37">
-    <w:abstractNumId w:val="36"/>
+    <w:abstractNumId w:val="37"/>
   </w:num>
   <w:num w:numId="38">
     <w:abstractNumId w:val="3"/>
   </w:num>
   <w:num w:numId="39">
+    <w:abstractNumId w:val="36"/>
+  </w:num>
+  <w:num w:numId="40">
+    <w:abstractNumId w:val="34"/>
+  </w:num>
+  <w:num w:numId="41">
+    <w:abstractNumId w:val="11"/>
+  </w:num>
+  <w:num w:numId="42">
     <w:abstractNumId w:val="35"/>
   </w:num>
-  <w:num w:numId="40">
-    <w:abstractNumId w:val="33"/>
-  </w:num>
-  <w:num w:numId="41">
-    <w:abstractNumId w:val="10"/>
-  </w:num>
-  <w:num w:numId="42">
-    <w:abstractNumId w:val="34"/>
-  </w:num>
   <w:num w:numId="43">
-    <w:abstractNumId w:val="42"/>
+    <w:abstractNumId w:val="43"/>
   </w:num>
   <w:num w:numId="44">
-    <w:abstractNumId w:val="27"/>
+    <w:abstractNumId w:val="28"/>
+  </w:num>
+  <w:num w:numId="45">
+    <w:abstractNumId w:val="5"/>
   </w:num>
   <w:numIdMacAtCleanup w:val="21"/>
 </w:numbering>
@@ -32046,6 +32038,19 @@
 </file>
 
 <file path=customXml/item2.xml><?xml version="1.0" encoding="utf-8"?>
+<?mso-contentType ?>
+<FormTemplates xmlns="http://schemas.microsoft.com/sharepoint/v3/contenttype/forms">
+  <Display>DocumentLibraryForm</Display>
+  <Edit>DocumentLibraryForm</Edit>
+  <New>DocumentLibraryForm</New>
+</FormTemplates>
+</file>
+
+<file path=customXml/item3.xml><?xml version="1.0" encoding="utf-8"?>
+<b:Sources xmlns:b="http://schemas.openxmlformats.org/officeDocument/2006/bibliography" xmlns="http://schemas.openxmlformats.org/officeDocument/2006/bibliography" SelectedStyle="\APASixthEditionOfficeOnline.xsl" StyleName="APA" Version="6"/>
+</file>
+
+<file path=customXml/item4.xml><?xml version="1.0" encoding="utf-8"?>
 <p:properties xmlns:p="http://schemas.microsoft.com/office/2006/metadata/properties" xmlns:xsi="http://www.w3.org/2001/XMLSchema-instance" xmlns:pc="http://schemas.microsoft.com/office/infopath/2007/PartnerControls">
   <documentManagement>
     <TaxCatchAll xmlns="13c90a0b-73bc-4dc0-be5f-28d77b615beb" xsi:nil="true"/>
@@ -32054,19 +32059,6 @@
     </lcf76f155ced4ddcb4097134ff3c332f>
   </documentManagement>
 </p:properties>
-</file>
-
-<file path=customXml/item3.xml><?xml version="1.0" encoding="utf-8"?>
-<b:Sources xmlns:b="http://schemas.openxmlformats.org/officeDocument/2006/bibliography" xmlns="http://schemas.openxmlformats.org/officeDocument/2006/bibliography" SelectedStyle="\APASixthEditionOfficeOnline.xsl" StyleName="APA" Version="6"/>
-</file>
-
-<file path=customXml/item4.xml><?xml version="1.0" encoding="utf-8"?>
-<?mso-contentType ?>
-<FormTemplates xmlns="http://schemas.microsoft.com/sharepoint/v3/contenttype/forms">
-  <Display>DocumentLibraryForm</Display>
-  <Edit>DocumentLibraryForm</Edit>
-  <New>DocumentLibraryForm</New>
-</FormTemplates>
 </file>
 
 <file path=customXml/itemProps1.xml><?xml version="1.0" encoding="utf-8"?>
@@ -32089,12 +32081,9 @@
 </file>
 
 <file path=customXml/itemProps2.xml><?xml version="1.0" encoding="utf-8"?>
-<ds:datastoreItem xmlns:ds="http://schemas.openxmlformats.org/officeDocument/2006/customXml" ds:itemID="{1279454D-02BE-4A9C-A117-DCD1573E2608}">
+<ds:datastoreItem xmlns:ds="http://schemas.openxmlformats.org/officeDocument/2006/customXml" ds:itemID="{10663269-2064-4804-8290-36D4A57F5557}">
   <ds:schemaRefs>
-    <ds:schemaRef ds:uri="http://schemas.microsoft.com/office/2006/metadata/properties"/>
-    <ds:schemaRef ds:uri="http://schemas.microsoft.com/office/infopath/2007/PartnerControls"/>
-    <ds:schemaRef ds:uri="13c90a0b-73bc-4dc0-be5f-28d77b615beb"/>
-    <ds:schemaRef ds:uri="13c93bba-48ce-428c-bfe5-88b42c19b028"/>
+    <ds:schemaRef ds:uri="http://schemas.microsoft.com/sharepoint/v3/contenttype/forms"/>
   </ds:schemaRefs>
 </ds:datastoreItem>
 </file>
@@ -32108,9 +32097,12 @@
 </file>
 
 <file path=customXml/itemProps4.xml><?xml version="1.0" encoding="utf-8"?>
-<ds:datastoreItem xmlns:ds="http://schemas.openxmlformats.org/officeDocument/2006/customXml" ds:itemID="{10663269-2064-4804-8290-36D4A57F5557}">
+<ds:datastoreItem xmlns:ds="http://schemas.openxmlformats.org/officeDocument/2006/customXml" ds:itemID="{1279454D-02BE-4A9C-A117-DCD1573E2608}">
   <ds:schemaRefs>
-    <ds:schemaRef ds:uri="http://schemas.microsoft.com/sharepoint/v3/contenttype/forms"/>
+    <ds:schemaRef ds:uri="http://schemas.microsoft.com/office/2006/metadata/properties"/>
+    <ds:schemaRef ds:uri="http://schemas.microsoft.com/office/infopath/2007/PartnerControls"/>
+    <ds:schemaRef ds:uri="13c90a0b-73bc-4dc0-be5f-28d77b615beb"/>
+    <ds:schemaRef ds:uri="13c93bba-48ce-428c-bfe5-88b42c19b028"/>
   </ds:schemaRefs>
 </ds:datastoreItem>
 </file>